--- a/APLOS/POPResources/Templates/Requisition20201.docx
+++ b/APLOS/POPResources/Templates/Requisition20201.docx
@@ -3,32 +3,25 @@
 <w:document xmlns:wpc="http://schemas.microsoft.com/office/word/2010/wordprocessingCanvas" xmlns:mc="http://schemas.openxmlformats.org/markup-compatibility/2006" xmlns:o="urn:schemas-microsoft-com:office:office" xmlns:r="http://schemas.openxmlformats.org/officeDocument/2006/relationships" xmlns:m="http://schemas.openxmlformats.org/officeDocument/2006/math" xmlns:v="urn:schemas-microsoft-com:vml" xmlns:wp14="http://schemas.microsoft.com/office/word/2010/wordprocessingDrawing" xmlns:wp="http://schemas.openxmlformats.org/drawingml/2006/wordprocessingDrawing" xmlns:w10="urn:schemas-microsoft-com:office:word" xmlns:w="http://schemas.openxmlformats.org/wordprocessingml/2006/main" xmlns:w14="http://schemas.microsoft.com/office/word/2010/wordml" xmlns:wpg="http://schemas.microsoft.com/office/word/2010/wordprocessingGroup" xmlns:wpi="http://schemas.microsoft.com/office/word/2010/wordprocessingInk" xmlns:wne="http://schemas.microsoft.com/office/word/2006/wordml" xmlns:wps="http://schemas.microsoft.com/office/word/2010/wordprocessingShape" mc:Ignorable="w14 wp14">
   <w:body>
     <w:p>
-      <w:pPr>
-        <w:rPr>
-          <w:rFonts w:ascii="Tahoma" w:hAnsi="Tahoma" w:cs="Tahoma"/>
-          <w:sz w:val="16"/>
-          <w:szCs w:val="16"/>
-        </w:rPr>
-      </w:pPr>
       <w:r>
         <w:rPr>
-          <w:rFonts w:ascii="Tahoma" w:hAnsi="Tahoma" w:cs="Tahoma"/>
+          <w:rFonts w:ascii="Arial Narrow" w:hAnsi="Arial Narrow" w:cs="Arial"/>
           <w:noProof/>
-          <w:sz w:val="16"/>
-          <w:szCs w:val="16"/>
+          <w:sz w:val="20"/>
+          <w:szCs w:val="20"/>
         </w:rPr>
         <mc:AlternateContent>
           <mc:Choice Requires="wps">
             <w:drawing>
-              <wp:anchor distT="45720" distB="45720" distL="114300" distR="114300" simplePos="0" relativeHeight="251631104" behindDoc="0" locked="0" layoutInCell="1" allowOverlap="1" wp14:anchorId="0CBDFD2F" wp14:editId="5E03E261">
+              <wp:anchor distT="45720" distB="45720" distL="114300" distR="114300" simplePos="0" relativeHeight="251631104" behindDoc="0" locked="0" layoutInCell="1" allowOverlap="1" wp14:anchorId="0CBDFD2F" wp14:editId="491F257F">
                 <wp:simplePos x="0" y="0"/>
                 <wp:positionH relativeFrom="margin">
-                  <wp:posOffset>-577850</wp:posOffset>
+                  <wp:posOffset>2209800</wp:posOffset>
                 </wp:positionH>
                 <wp:positionV relativeFrom="paragraph">
-                  <wp:posOffset>-5080</wp:posOffset>
+                  <wp:posOffset>-126365</wp:posOffset>
                 </wp:positionV>
-                <wp:extent cx="2504440" cy="254635"/>
+                <wp:extent cx="4629150" cy="254635"/>
                 <wp:effectExtent l="0" t="0" r="0" b="0"/>
                 <wp:wrapSquare wrapText="bothSides"/>
                 <wp:docPr id="4" name="Text Box 2"/>
@@ -44,7 +37,7 @@
                       <wps:spPr bwMode="auto">
                         <a:xfrm>
                           <a:off x="0" y="0"/>
-                          <a:ext cx="2504440" cy="254635"/>
+                          <a:ext cx="4629150" cy="254635"/>
                         </a:xfrm>
                         <a:prstGeom prst="rect">
                           <a:avLst/>
@@ -61,95 +54,108 @@
                         <w:txbxContent>
                           <w:p>
                             <w:pPr>
-                              <w:rPr>
-                                <w:rFonts w:ascii="Tahoma" w:hAnsi="Tahoma" w:cs="Tahoma"/>
-                                <w:sz w:val="20"/>
-                                <w:szCs w:val="20"/>
-                                <w:u w:val="single"/>
-                              </w:rPr>
+                              <w:jc w:val="center"/>
                             </w:pPr>
+                            <w:bookmarkStart w:id="0" w:name="_GoBack"/>
                             <w:r>
                               <w:rPr>
-                                <w:rFonts w:ascii="Tahoma" w:hAnsi="Tahoma" w:cs="Tahoma"/>
+                                <w:rFonts w:ascii="Arial,Bold" w:hAnsi="Arial,Bold" w:cs="Arial,Bold"/>
+                                <w:b/>
+                                <w:bCs/>
+                                <w:sz w:val="21"/>
+                                <w:szCs w:val="21"/>
+                              </w:rPr>
+                              <w:t>Requisition</w:t>
+                            </w:r>
+                            <w:r>
+                              <w:rPr>
+                                <w:rFonts w:ascii="Arial,Bold" w:hAnsi="Arial,Bold" w:cs="Arial,Bold"/>
+                                <w:b/>
+                                <w:bCs/>
+                                <w:sz w:val="21"/>
+                                <w:szCs w:val="21"/>
+                              </w:rPr>
+                              <w:t xml:space="preserve"> </w:t>
+                            </w:r>
+                            <w:proofErr w:type="gramStart"/>
+                            <w:r>
+                              <w:rPr>
+                                <w:rFonts w:ascii="Arial,Bold" w:hAnsi="Arial,Bold" w:cs="Arial,Bold"/>
                                 <w:b/>
                                 <w:bCs/>
                                 <w:sz w:val="20"/>
                                 <w:szCs w:val="20"/>
-                                <w:u w:val="single"/>
                               </w:rPr>
-                              <w:t>REQUISITION</w:t>
+                              <w:t>(</w:t>
                             </w:r>
                             <w:r>
                               <w:rPr>
-                                <w:rFonts w:ascii="Tahoma" w:hAnsi="Tahoma" w:cs="Tahoma"/>
+                                <w:rFonts w:ascii="Arial Narrow" w:eastAsia="Arial" w:hAnsi="Arial Narrow" w:cs="Arial"/>
                                 <w:b/>
                                 <w:bCs/>
                                 <w:sz w:val="20"/>
                                 <w:szCs w:val="20"/>
-                                <w:u w:val="single"/>
                               </w:rPr>
                               <w:t xml:space="preserve"> </w:t>
                             </w:r>
                             <w:r>
                               <w:rPr>
-                                <w:rFonts w:ascii="Tahoma" w:hAnsi="Tahoma" w:cs="Tahoma"/>
-                                <w:b/>
-                                <w:bCs/>
-                                <w:sz w:val="20"/>
-                                <w:szCs w:val="20"/>
-                                <w:u w:val="single"/>
-                              </w:rPr>
-                              <w:t>(</w:t>
-                            </w:r>
-                            <w:r>
-                              <w:rPr>
-                                <w:rFonts w:ascii="Tahoma" w:eastAsia="Times New Roman" w:hAnsi="Tahoma" w:cs="Tahoma"/>
+                                <w:rFonts w:ascii="Arial Narrow" w:eastAsia="Times New Roman" w:hAnsi="Arial Narrow" w:cs="Arial"/>
                                 <w:b/>
                                 <w:bCs/>
                                 <w:color w:val="000000"/>
                                 <w:sz w:val="20"/>
                                 <w:szCs w:val="20"/>
-                                <w:u w:val="single"/>
                               </w:rPr>
                               <w:t>{</w:t>
                             </w:r>
                             <w:proofErr w:type="spellStart"/>
+                            <w:proofErr w:type="gramEnd"/>
                             <w:r>
                               <w:rPr>
-                                <w:rFonts w:ascii="Tahoma" w:hAnsi="Tahoma" w:cs="Tahoma"/>
+                                <w:rFonts w:ascii="Consolas" w:hAnsi="Consolas" w:cs="Consolas"/>
                                 <w:b/>
                                 <w:color w:val="000000"/>
                                 <w:sz w:val="20"/>
                                 <w:szCs w:val="20"/>
                                 <w:highlight w:val="white"/>
-                                <w:u w:val="single"/>
                               </w:rPr>
                               <w:t>RequisitionType</w:t>
                             </w:r>
                             <w:proofErr w:type="spellEnd"/>
                             <w:r>
                               <w:rPr>
-                                <w:rFonts w:ascii="Tahoma" w:eastAsia="Times New Roman" w:hAnsi="Tahoma" w:cs="Tahoma"/>
+                                <w:rFonts w:ascii="Arial Narrow" w:eastAsia="Times New Roman" w:hAnsi="Arial Narrow" w:cs="Arial"/>
                                 <w:b/>
                                 <w:bCs/>
                                 <w:color w:val="000000"/>
                                 <w:sz w:val="20"/>
                                 <w:szCs w:val="20"/>
-                                <w:u w:val="single"/>
                               </w:rPr>
                               <w:t>}</w:t>
                             </w:r>
                             <w:r>
                               <w:rPr>
-                                <w:rFonts w:ascii="Tahoma" w:eastAsia="Times New Roman" w:hAnsi="Tahoma" w:cs="Tahoma"/>
+                                <w:rFonts w:ascii="Arial Narrow" w:eastAsia="Times New Roman" w:hAnsi="Arial Narrow" w:cs="Arial"/>
+                                <w:b/>
+                                <w:bCs/>
+                                <w:color w:val="000000"/>
+                                <w:sz w:val="20"/>
+                                <w:szCs w:val="20"/>
+                              </w:rPr>
+                              <w:t xml:space="preserve"> </w:t>
+                            </w:r>
+                            <w:r>
+                              <w:rPr>
+                                <w:rFonts w:ascii="Arial Narrow" w:eastAsia="Times New Roman" w:hAnsi="Arial Narrow" w:cs="Arial"/>
                                 <w:b/>
                                 <w:color w:val="000000"/>
                                 <w:sz w:val="20"/>
                                 <w:szCs w:val="20"/>
-                                <w:u w:val="single"/>
                               </w:rPr>
                               <w:t>)</w:t>
                             </w:r>
+                            <w:bookmarkEnd w:id="0"/>
                           </w:p>
                         </w:txbxContent>
                       </wps:txbx>
@@ -174,100 +180,113 @@
                 <v:stroke joinstyle="miter"/>
                 <v:path gradientshapeok="t" o:connecttype="rect"/>
               </v:shapetype>
-              <v:shape id="Text Box 2" o:spid="_x0000_s1026" type="#_x0000_t202" style="position:absolute;margin-left:-45.5pt;margin-top:-.4pt;width:197.2pt;height:20.05pt;z-index:251631104;visibility:visible;mso-wrap-style:square;mso-width-percent:0;mso-height-percent:0;mso-wrap-distance-left:9pt;mso-wrap-distance-top:3.6pt;mso-wrap-distance-right:9pt;mso-wrap-distance-bottom:3.6pt;mso-position-horizontal:absolute;mso-position-horizontal-relative:margin;mso-position-vertical:absolute;mso-position-vertical-relative:text;mso-width-percent:0;mso-height-percent:0;mso-width-relative:margin;mso-height-relative:margin;v-text-anchor:top" o:gfxdata="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" filled="f" stroked="f">
+              <v:shape id="Text Box 2" o:spid="_x0000_s1026" type="#_x0000_t202" style="position:absolute;margin-left:174pt;margin-top:-9.95pt;width:364.5pt;height:20.05pt;z-index:251631104;visibility:visible;mso-wrap-style:square;mso-width-percent:0;mso-height-percent:0;mso-wrap-distance-left:9pt;mso-wrap-distance-top:3.6pt;mso-wrap-distance-right:9pt;mso-wrap-distance-bottom:3.6pt;mso-position-horizontal:absolute;mso-position-horizontal-relative:margin;mso-position-vertical:absolute;mso-position-vertical-relative:text;mso-width-percent:0;mso-height-percent:0;mso-width-relative:margin;mso-height-relative:margin;v-text-anchor:top" o:gfxdata="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" filled="f" stroked="f">
                 <v:textbox>
                   <w:txbxContent>
                     <w:p>
                       <w:pPr>
-                        <w:rPr>
-                          <w:rFonts w:ascii="Tahoma" w:hAnsi="Tahoma" w:cs="Tahoma"/>
-                          <w:sz w:val="20"/>
-                          <w:szCs w:val="20"/>
-                          <w:u w:val="single"/>
-                        </w:rPr>
+                        <w:jc w:val="center"/>
                       </w:pPr>
+                      <w:bookmarkStart w:id="1" w:name="_GoBack"/>
                       <w:r>
                         <w:rPr>
-                          <w:rFonts w:ascii="Tahoma" w:hAnsi="Tahoma" w:cs="Tahoma"/>
+                          <w:rFonts w:ascii="Arial,Bold" w:hAnsi="Arial,Bold" w:cs="Arial,Bold"/>
+                          <w:b/>
+                          <w:bCs/>
+                          <w:sz w:val="21"/>
+                          <w:szCs w:val="21"/>
+                        </w:rPr>
+                        <w:t>Requisition</w:t>
+                      </w:r>
+                      <w:r>
+                        <w:rPr>
+                          <w:rFonts w:ascii="Arial,Bold" w:hAnsi="Arial,Bold" w:cs="Arial,Bold"/>
+                          <w:b/>
+                          <w:bCs/>
+                          <w:sz w:val="21"/>
+                          <w:szCs w:val="21"/>
+                        </w:rPr>
+                        <w:t xml:space="preserve"> </w:t>
+                      </w:r>
+                      <w:proofErr w:type="gramStart"/>
+                      <w:r>
+                        <w:rPr>
+                          <w:rFonts w:ascii="Arial,Bold" w:hAnsi="Arial,Bold" w:cs="Arial,Bold"/>
                           <w:b/>
                           <w:bCs/>
                           <w:sz w:val="20"/>
                           <w:szCs w:val="20"/>
-                          <w:u w:val="single"/>
                         </w:rPr>
-                        <w:t>REQUISITION</w:t>
+                        <w:t>(</w:t>
                       </w:r>
                       <w:r>
                         <w:rPr>
-                          <w:rFonts w:ascii="Tahoma" w:hAnsi="Tahoma" w:cs="Tahoma"/>
+                          <w:rFonts w:ascii="Arial Narrow" w:eastAsia="Arial" w:hAnsi="Arial Narrow" w:cs="Arial"/>
                           <w:b/>
                           <w:bCs/>
                           <w:sz w:val="20"/>
                           <w:szCs w:val="20"/>
-                          <w:u w:val="single"/>
                         </w:rPr>
                         <w:t xml:space="preserve"> </w:t>
                       </w:r>
                       <w:r>
                         <w:rPr>
-                          <w:rFonts w:ascii="Tahoma" w:hAnsi="Tahoma" w:cs="Tahoma"/>
-                          <w:b/>
-                          <w:bCs/>
-                          <w:sz w:val="20"/>
-                          <w:szCs w:val="20"/>
-                          <w:u w:val="single"/>
-                        </w:rPr>
-                        <w:t>(</w:t>
-                      </w:r>
-                      <w:r>
-                        <w:rPr>
-                          <w:rFonts w:ascii="Tahoma" w:eastAsia="Times New Roman" w:hAnsi="Tahoma" w:cs="Tahoma"/>
+                          <w:rFonts w:ascii="Arial Narrow" w:eastAsia="Times New Roman" w:hAnsi="Arial Narrow" w:cs="Arial"/>
                           <w:b/>
                           <w:bCs/>
                           <w:color w:val="000000"/>
                           <w:sz w:val="20"/>
                           <w:szCs w:val="20"/>
-                          <w:u w:val="single"/>
                         </w:rPr>
                         <w:t>{</w:t>
                       </w:r>
                       <w:proofErr w:type="spellStart"/>
+                      <w:proofErr w:type="gramEnd"/>
                       <w:r>
                         <w:rPr>
-                          <w:rFonts w:ascii="Tahoma" w:hAnsi="Tahoma" w:cs="Tahoma"/>
+                          <w:rFonts w:ascii="Consolas" w:hAnsi="Consolas" w:cs="Consolas"/>
                           <w:b/>
                           <w:color w:val="000000"/>
                           <w:sz w:val="20"/>
                           <w:szCs w:val="20"/>
                           <w:highlight w:val="white"/>
-                          <w:u w:val="single"/>
                         </w:rPr>
                         <w:t>RequisitionType</w:t>
                       </w:r>
                       <w:proofErr w:type="spellEnd"/>
                       <w:r>
                         <w:rPr>
-                          <w:rFonts w:ascii="Tahoma" w:eastAsia="Times New Roman" w:hAnsi="Tahoma" w:cs="Tahoma"/>
+                          <w:rFonts w:ascii="Arial Narrow" w:eastAsia="Times New Roman" w:hAnsi="Arial Narrow" w:cs="Arial"/>
                           <w:b/>
                           <w:bCs/>
                           <w:color w:val="000000"/>
                           <w:sz w:val="20"/>
                           <w:szCs w:val="20"/>
-                          <w:u w:val="single"/>
                         </w:rPr>
                         <w:t>}</w:t>
                       </w:r>
                       <w:r>
                         <w:rPr>
-                          <w:rFonts w:ascii="Tahoma" w:eastAsia="Times New Roman" w:hAnsi="Tahoma" w:cs="Tahoma"/>
+                          <w:rFonts w:ascii="Arial Narrow" w:eastAsia="Times New Roman" w:hAnsi="Arial Narrow" w:cs="Arial"/>
+                          <w:b/>
+                          <w:bCs/>
+                          <w:color w:val="000000"/>
+                          <w:sz w:val="20"/>
+                          <w:szCs w:val="20"/>
+                        </w:rPr>
+                        <w:t xml:space="preserve"> </w:t>
+                      </w:r>
+                      <w:r>
+                        <w:rPr>
+                          <w:rFonts w:ascii="Arial Narrow" w:eastAsia="Times New Roman" w:hAnsi="Arial Narrow" w:cs="Arial"/>
                           <w:b/>
                           <w:color w:val="000000"/>
                           <w:sz w:val="20"/>
                           <w:szCs w:val="20"/>
-                          <w:u w:val="single"/>
                         </w:rPr>
                         <w:t>)</w:t>
                       </w:r>
+                      <w:bookmarkEnd w:id="1"/>
                     </w:p>
                   </w:txbxContent>
                 </v:textbox>
@@ -278,150 +297,68 @@
         </mc:AlternateContent>
       </w:r>
     </w:p>
-    <w:p>
-      <w:pPr>
-        <w:jc w:val="both"/>
-        <w:rPr>
-          <w:rFonts w:ascii="Arial Narrow" w:hAnsi="Arial Narrow" w:cs="Arial"/>
-          <w:noProof/>
-          <w:sz w:val="20"/>
-          <w:szCs w:val="20"/>
-        </w:rPr>
-      </w:pPr>
-      <w:r>
-        <w:rPr>
-          <w:noProof/>
-        </w:rPr>
-        <w:t xml:space="preserve"> </w:t>
-      </w:r>
-    </w:p>
     <w:tbl>
       <w:tblPr>
         <w:tblStyle w:val="TableGrid"/>
-        <w:tblpPr w:leftFromText="180" w:rightFromText="180" w:vertAnchor="page" w:horzAnchor="margin" w:tblpXSpec="center" w:tblpY="2206"/>
-        <w:tblW w:w="18090" w:type="dxa"/>
+        <w:tblpPr w:leftFromText="180" w:rightFromText="180" w:vertAnchor="page" w:horzAnchor="page" w:tblpX="676" w:tblpY="1771"/>
+        <w:tblW w:w="15048" w:type="dxa"/>
         <w:tblLook w:val="04A0" w:firstRow="1" w:lastRow="0" w:firstColumn="1" w:lastColumn="0" w:noHBand="0" w:noVBand="1"/>
       </w:tblPr>
       <w:tblGrid>
-        <w:gridCol w:w="9045"/>
-        <w:gridCol w:w="9045"/>
+        <w:gridCol w:w="15048"/>
       </w:tblGrid>
       <w:tr>
         <w:trPr>
-          <w:trHeight w:val="478"/>
+          <w:trHeight w:val="440"/>
         </w:trPr>
         <w:tc>
           <w:tcPr>
-            <w:tcW w:w="9045" w:type="dxa"/>
+            <w:tcW w:w="15048" w:type="dxa"/>
           </w:tcPr>
           <w:p>
             <w:pPr>
               <w:rPr>
-                <w:rFonts w:ascii="Tahoma" w:eastAsia="Times New Roman" w:hAnsi="Tahoma" w:cs="Tahoma"/>
+                <w:rFonts w:ascii="Arial Narrow" w:eastAsia="Arial" w:hAnsi="Arial Narrow" w:cs="Arial"/>
                 <w:b/>
                 <w:bCs/>
+                <w:sz w:val="14"/>
+                <w:szCs w:val="14"/>
+              </w:rPr>
+            </w:pPr>
+            <w:r>
+              <w:rPr>
+                <w:rFonts w:ascii="Arial Narrow" w:eastAsia="Arial" w:hAnsi="Arial Narrow" w:cs="Arial"/>
+                <w:b/>
+                <w:bCs/>
+                <w:sz w:val="18"/>
+                <w:szCs w:val="18"/>
+              </w:rPr>
+              <w:t>Entity</w:t>
+            </w:r>
+            <w:r>
+              <w:rPr>
+                <w:rFonts w:ascii="Arial Narrow" w:eastAsia="Arial" w:hAnsi="Arial Narrow" w:cs="Arial"/>
+                <w:b/>
+                <w:bCs/>
+                <w:sz w:val="14"/>
+                <w:szCs w:val="14"/>
+              </w:rPr>
+              <w:t xml:space="preserve">: </w:t>
+            </w:r>
+            <w:r>
+              <w:rPr>
+                <w:rFonts w:ascii="Arial Narrow" w:eastAsia="Times New Roman" w:hAnsi="Arial Narrow" w:cs="Arial"/>
+                <w:bCs/>
                 <w:color w:val="000000"/>
-                <w:sz w:val="16"/>
-                <w:szCs w:val="16"/>
-              </w:rPr>
-            </w:pPr>
-            <w:bookmarkStart w:id="0" w:name="_GoBack"/>
-            <w:bookmarkEnd w:id="0"/>
+                <w:sz w:val="18"/>
+                <w:szCs w:val="26"/>
+              </w:rPr>
+              <w:t>{</w:t>
+            </w:r>
             <w:proofErr w:type="spellStart"/>
             <w:r>
               <w:rPr>
-                <w:rFonts w:ascii="Tahoma" w:eastAsia="Arial" w:hAnsi="Tahoma" w:cs="Tahoma"/>
-                <w:b/>
-                <w:bCs/>
-                <w:sz w:val="16"/>
-                <w:szCs w:val="16"/>
-              </w:rPr>
-              <w:t>Req</w:t>
-            </w:r>
-            <w:proofErr w:type="spellEnd"/>
-            <w:r>
-              <w:rPr>
-                <w:rFonts w:ascii="Tahoma" w:eastAsia="Arial" w:hAnsi="Tahoma" w:cs="Tahoma"/>
-                <w:b/>
-                <w:bCs/>
-                <w:sz w:val="16"/>
-                <w:szCs w:val="16"/>
-              </w:rPr>
-              <w:t xml:space="preserve"> No: </w:t>
-            </w:r>
-            <w:r>
-              <w:rPr>
-                <w:rFonts w:ascii="Tahoma" w:eastAsia="Arial" w:hAnsi="Tahoma" w:cs="Tahoma"/>
-                <w:bCs/>
-                <w:sz w:val="16"/>
-                <w:szCs w:val="16"/>
-              </w:rPr>
-              <w:t>{</w:t>
-            </w:r>
-            <w:proofErr w:type="spellStart"/>
-            <w:r>
-              <w:rPr>
-                <w:rFonts w:ascii="Tahoma" w:eastAsia="Arial" w:hAnsi="Tahoma" w:cs="Tahoma"/>
-                <w:bCs/>
-                <w:sz w:val="16"/>
-                <w:szCs w:val="16"/>
-              </w:rPr>
-              <w:t>RQNumber</w:t>
-            </w:r>
-            <w:proofErr w:type="spellEnd"/>
-            <w:r>
-              <w:rPr>
-                <w:rFonts w:ascii="Tahoma" w:eastAsia="Arial" w:hAnsi="Tahoma" w:cs="Tahoma"/>
-                <w:bCs/>
-                <w:sz w:val="16"/>
-                <w:szCs w:val="16"/>
-              </w:rPr>
-              <w:t xml:space="preserve">}            </w:t>
-            </w:r>
-            <w:r>
-              <w:rPr>
-                <w:rFonts w:ascii="Tahoma" w:eastAsia="Arial" w:hAnsi="Tahoma" w:cs="Tahoma"/>
-                <w:b/>
-                <w:bCs/>
-                <w:sz w:val="16"/>
-                <w:szCs w:val="16"/>
-              </w:rPr>
-              <w:t xml:space="preserve"> </w:t>
-            </w:r>
-            <w:r>
-              <w:rPr>
-                <w:rFonts w:ascii="Tahoma" w:eastAsia="Arial" w:hAnsi="Tahoma" w:cs="Tahoma"/>
-                <w:b/>
-                <w:bCs/>
-                <w:sz w:val="16"/>
-                <w:szCs w:val="16"/>
-              </w:rPr>
-              <w:t xml:space="preserve">       </w:t>
-            </w:r>
-            <w:r>
-              <w:rPr>
-                <w:rFonts w:ascii="Tahoma" w:eastAsia="Arial" w:hAnsi="Tahoma" w:cs="Tahoma"/>
-                <w:b/>
-                <w:bCs/>
-                <w:sz w:val="16"/>
-                <w:szCs w:val="16"/>
-              </w:rPr>
-              <w:t xml:space="preserve">Entity: </w:t>
-            </w:r>
-            <w:r>
-              <w:rPr>
-                <w:rFonts w:ascii="Tahoma" w:eastAsia="Times New Roman" w:hAnsi="Tahoma" w:cs="Tahoma"/>
-                <w:bCs/>
-                <w:color w:val="000000"/>
-                <w:sz w:val="16"/>
-                <w:szCs w:val="16"/>
-              </w:rPr>
-              <w:t>{</w:t>
-            </w:r>
-            <w:proofErr w:type="spellStart"/>
-            <w:r>
-              <w:rPr>
-                <w:rFonts w:ascii="Tahoma" w:hAnsi="Tahoma" w:cs="Tahoma"/>
+                <w:rFonts w:ascii="Consolas" w:hAnsi="Consolas" w:cs="Consolas"/>
                 <w:color w:val="000000"/>
                 <w:sz w:val="16"/>
                 <w:szCs w:val="16"/>
@@ -432,381 +369,326 @@
             <w:proofErr w:type="spellEnd"/>
             <w:r>
               <w:rPr>
-                <w:rFonts w:ascii="Tahoma" w:hAnsi="Tahoma" w:cs="Tahoma"/>
+                <w:rFonts w:ascii="Arial Narrow" w:eastAsia="Times New Roman" w:hAnsi="Arial Narrow" w:cs="Arial"/>
+                <w:bCs/>
+                <w:color w:val="000000"/>
+                <w:sz w:val="18"/>
+                <w:szCs w:val="26"/>
+              </w:rPr>
+              <w:t>}</w:t>
+            </w:r>
+            <w:r>
+              <w:rPr>
+                <w:rFonts w:ascii="Arial Narrow" w:eastAsia="Times New Roman" w:hAnsi="Arial Narrow" w:cs="Arial"/>
+                <w:bCs/>
+                <w:color w:val="000000"/>
+                <w:sz w:val="18"/>
+                <w:szCs w:val="26"/>
+              </w:rPr>
+              <w:t xml:space="preserve">                                                                                                                                                                                                                                                                </w:t>
+            </w:r>
+            <w:r>
+              <w:rPr>
+                <w:rFonts w:ascii="Arial Narrow" w:eastAsia="Times New Roman" w:hAnsi="Arial Narrow" w:cs="Arial"/>
+                <w:bCs/>
+                <w:color w:val="000000"/>
+                <w:sz w:val="18"/>
+                <w:szCs w:val="26"/>
+              </w:rPr>
+              <w:t xml:space="preserve">                     </w:t>
+            </w:r>
+            <w:r>
+              <w:rPr>
+                <w:rFonts w:ascii="Arial Narrow" w:eastAsia="Times New Roman" w:hAnsi="Arial Narrow" w:cs="Arial"/>
+                <w:bCs/>
+                <w:color w:val="000000"/>
+                <w:sz w:val="18"/>
+                <w:szCs w:val="26"/>
+              </w:rPr>
+              <w:t xml:space="preserve">              </w:t>
+            </w:r>
+            <w:r>
+              <w:rPr>
+                <w:rFonts w:ascii="Arial Narrow" w:eastAsia="Times New Roman" w:hAnsi="Arial Narrow" w:cs="Arial"/>
+                <w:bCs/>
+                <w:color w:val="000000"/>
+                <w:sz w:val="18"/>
+                <w:szCs w:val="26"/>
+              </w:rPr>
+              <w:t xml:space="preserve"> </w:t>
+            </w:r>
+            <w:r>
+              <w:rPr>
+                <w:rFonts w:ascii="Arial Narrow" w:eastAsia="Times New Roman" w:hAnsi="Arial Narrow" w:cs="Arial"/>
+                <w:bCs/>
+                <w:color w:val="000000"/>
+                <w:sz w:val="18"/>
+                <w:szCs w:val="26"/>
+              </w:rPr>
+              <w:t xml:space="preserve"> </w:t>
+            </w:r>
+            <w:proofErr w:type="spellStart"/>
+            <w:r>
+              <w:rPr>
+                <w:rFonts w:ascii="Arial Narrow" w:eastAsia="Arial" w:hAnsi="Arial Narrow" w:cs="Arial"/>
+                <w:b/>
+                <w:bCs/>
+                <w:sz w:val="18"/>
+                <w:szCs w:val="18"/>
+              </w:rPr>
+              <w:t>Req</w:t>
+            </w:r>
+            <w:proofErr w:type="spellEnd"/>
+            <w:r>
+              <w:rPr>
+                <w:rFonts w:ascii="Arial Narrow" w:eastAsia="Arial" w:hAnsi="Arial Narrow" w:cs="Arial"/>
+                <w:b/>
+                <w:bCs/>
+                <w:sz w:val="18"/>
+                <w:szCs w:val="18"/>
+              </w:rPr>
+              <w:t xml:space="preserve"> No</w:t>
+            </w:r>
+            <w:r>
+              <w:rPr>
+                <w:rFonts w:ascii="Arial Narrow" w:eastAsia="Arial" w:hAnsi="Arial Narrow" w:cs="Arial"/>
+                <w:bCs/>
+                <w:sz w:val="14"/>
+                <w:szCs w:val="14"/>
+              </w:rPr>
+              <w:t xml:space="preserve">: </w:t>
+            </w:r>
+            <w:r>
+              <w:rPr>
+                <w:rFonts w:ascii="Arial Narrow" w:eastAsia="Times New Roman" w:hAnsi="Arial Narrow" w:cs="Arial"/>
                 <w:color w:val="000000"/>
                 <w:sz w:val="16"/>
                 <w:szCs w:val="16"/>
               </w:rPr>
-              <w:t>}</w:t>
-            </w:r>
-            <w:r>
-              <w:rPr>
-                <w:rFonts w:ascii="Tahoma" w:eastAsia="Arial" w:hAnsi="Tahoma" w:cs="Tahoma"/>
-                <w:bCs/>
-                <w:sz w:val="16"/>
-                <w:szCs w:val="16"/>
-              </w:rPr>
-              <w:t xml:space="preserve">                  </w:t>
-            </w:r>
-            <w:r>
-              <w:rPr>
-                <w:rFonts w:ascii="Tahoma" w:eastAsia="Arial" w:hAnsi="Tahoma" w:cs="Tahoma"/>
-                <w:bCs/>
-                <w:sz w:val="16"/>
-                <w:szCs w:val="16"/>
-              </w:rPr>
-              <w:t xml:space="preserve">              </w:t>
-            </w:r>
-            <w:r>
-              <w:rPr>
-                <w:rFonts w:ascii="Tahoma" w:eastAsia="Arial" w:hAnsi="Tahoma" w:cs="Tahoma"/>
-                <w:b/>
-                <w:bCs/>
-                <w:sz w:val="16"/>
-                <w:szCs w:val="16"/>
-              </w:rPr>
-              <w:t xml:space="preserve"> Requirement Type</w:t>
-            </w:r>
-            <w:r>
-              <w:rPr>
-                <w:rFonts w:ascii="Tahoma" w:eastAsia="Arial" w:hAnsi="Tahoma" w:cs="Tahoma"/>
-                <w:bCs/>
-                <w:sz w:val="16"/>
-                <w:szCs w:val="16"/>
-              </w:rPr>
-              <w:t xml:space="preserve">: </w:t>
-            </w:r>
-            <w:r>
-              <w:rPr>
-                <w:rFonts w:ascii="Tahoma" w:eastAsia="Times New Roman" w:hAnsi="Tahoma" w:cs="Tahoma"/>
-                <w:bCs/>
+              <w:t>{</w:t>
+            </w:r>
+            <w:proofErr w:type="spellStart"/>
+            <w:r>
+              <w:rPr>
+                <w:rFonts w:ascii="Arial Narrow" w:eastAsia="Times New Roman" w:hAnsi="Arial Narrow" w:cs="Arial"/>
                 <w:color w:val="000000"/>
                 <w:sz w:val="16"/>
                 <w:szCs w:val="16"/>
               </w:rPr>
+              <w:t>RQNumber</w:t>
+            </w:r>
+            <w:proofErr w:type="spellEnd"/>
+            <w:r>
+              <w:rPr>
+                <w:rFonts w:ascii="Arial Narrow" w:eastAsia="Times New Roman" w:hAnsi="Arial Narrow" w:cs="Arial"/>
+                <w:color w:val="000000"/>
+                <w:sz w:val="16"/>
+                <w:szCs w:val="16"/>
+              </w:rPr>
+              <w:t>}</w:t>
+            </w:r>
+          </w:p>
+          <w:p>
+            <w:pPr>
+              <w:jc w:val="right"/>
+              <w:rPr>
+                <w:rFonts w:ascii="Arial Narrow" w:hAnsi="Arial Narrow" w:cs="Arial"/>
+                <w:sz w:val="16"/>
+              </w:rPr>
+            </w:pPr>
+            <w:r>
+              <w:rPr>
+                <w:rFonts w:ascii="Arial Narrow" w:eastAsia="Arial" w:hAnsi="Arial Narrow" w:cs="Arial"/>
+                <w:b/>
+                <w:bCs/>
+                <w:sz w:val="18"/>
+                <w:szCs w:val="18"/>
+              </w:rPr>
+              <w:t>Dated</w:t>
+            </w:r>
+            <w:r>
+              <w:rPr>
+                <w:rFonts w:ascii="Arial Narrow" w:eastAsia="Arial" w:hAnsi="Arial Narrow" w:cs="Arial"/>
+                <w:b/>
+                <w:bCs/>
+                <w:sz w:val="14"/>
+                <w:szCs w:val="14"/>
+              </w:rPr>
+              <w:t xml:space="preserve">:  </w:t>
+            </w:r>
+            <w:r>
+              <w:rPr>
+                <w:rFonts w:ascii="Arial Narrow" w:eastAsia="Times New Roman" w:hAnsi="Arial Narrow" w:cs="Arial"/>
+                <w:color w:val="000000"/>
+                <w:sz w:val="14"/>
+              </w:rPr>
               <w:t>{</w:t>
             </w:r>
             <w:proofErr w:type="spellStart"/>
             <w:r>
               <w:rPr>
-                <w:rFonts w:ascii="Tahoma" w:hAnsi="Tahoma" w:cs="Tahoma"/>
+                <w:rFonts w:ascii="Consolas" w:hAnsi="Consolas" w:cs="Consolas"/>
                 <w:color w:val="000000"/>
                 <w:sz w:val="16"/>
                 <w:szCs w:val="16"/>
                 <w:highlight w:val="white"/>
               </w:rPr>
+              <w:t>RequisitionDate</w:t>
+            </w:r>
+            <w:proofErr w:type="spellEnd"/>
+            <w:r>
+              <w:rPr>
+                <w:rFonts w:ascii="Arial Narrow" w:eastAsia="Times New Roman" w:hAnsi="Arial Narrow" w:cs="Arial"/>
+                <w:color w:val="000000"/>
+                <w:sz w:val="14"/>
+              </w:rPr>
+              <w:t xml:space="preserve">} </w:t>
+            </w:r>
+          </w:p>
+        </w:tc>
+      </w:tr>
+      <w:tr>
+        <w:trPr>
+          <w:trHeight w:val="542"/>
+        </w:trPr>
+        <w:tc>
+          <w:tcPr>
+            <w:tcW w:w="15048" w:type="dxa"/>
+          </w:tcPr>
+          <w:p>
+            <w:pPr>
+              <w:rPr>
+                <w:rFonts w:ascii="Arial Narrow" w:eastAsia="Times New Roman" w:hAnsi="Arial Narrow" w:cs="Arial"/>
+                <w:b/>
+                <w:bCs/>
+                <w:color w:val="000000"/>
+                <w:sz w:val="18"/>
+                <w:szCs w:val="26"/>
+              </w:rPr>
+            </w:pPr>
+            <w:r>
+              <w:rPr>
+                <w:rFonts w:ascii="Arial Narrow" w:eastAsia="Arial" w:hAnsi="Arial Narrow" w:cs="Arial"/>
+                <w:b/>
+                <w:bCs/>
+                <w:sz w:val="20"/>
+                <w:szCs w:val="20"/>
+              </w:rPr>
+              <w:t>Requirement Type</w:t>
+            </w:r>
+            <w:r>
+              <w:rPr>
+                <w:rFonts w:ascii="Arial Narrow" w:eastAsia="Arial" w:hAnsi="Arial Narrow" w:cs="Arial"/>
+                <w:bCs/>
+                <w:sz w:val="14"/>
+                <w:szCs w:val="14"/>
+              </w:rPr>
+              <w:t xml:space="preserve">: </w:t>
+            </w:r>
+            <w:r>
+              <w:rPr>
+                <w:rFonts w:ascii="Arial Narrow" w:eastAsia="Times New Roman" w:hAnsi="Arial Narrow" w:cs="Arial"/>
+                <w:bCs/>
+                <w:color w:val="000000"/>
+                <w:sz w:val="18"/>
+                <w:szCs w:val="26"/>
+              </w:rPr>
+              <w:t>{</w:t>
+            </w:r>
+            <w:proofErr w:type="spellStart"/>
+            <w:r>
+              <w:rPr>
+                <w:rFonts w:ascii="Consolas" w:hAnsi="Consolas" w:cs="Consolas"/>
+                <w:color w:val="000000"/>
+                <w:sz w:val="18"/>
+                <w:szCs w:val="18"/>
+                <w:highlight w:val="white"/>
+              </w:rPr>
               <w:t>RequirmentType</w:t>
             </w:r>
             <w:proofErr w:type="spellEnd"/>
             <w:r>
               <w:rPr>
-                <w:rFonts w:ascii="Tahoma" w:eastAsia="Times New Roman" w:hAnsi="Tahoma" w:cs="Tahoma"/>
+                <w:rFonts w:ascii="Arial Narrow" w:eastAsia="Times New Roman" w:hAnsi="Arial Narrow" w:cs="Arial"/>
+                <w:bCs/>
+                <w:color w:val="000000"/>
+                <w:sz w:val="18"/>
+                <w:szCs w:val="26"/>
+              </w:rPr>
+              <w:t>}</w:t>
+            </w:r>
+            <w:r>
+              <w:rPr>
+                <w:rFonts w:ascii="Arial Narrow" w:eastAsia="Times New Roman" w:hAnsi="Arial Narrow" w:cs="Arial"/>
+                <w:b/>
+                <w:bCs/>
+                <w:color w:val="000000"/>
+                <w:sz w:val="18"/>
+                <w:szCs w:val="26"/>
+              </w:rPr>
+              <w:t xml:space="preserve"> </w:t>
+            </w:r>
+          </w:p>
+          <w:p>
+            <w:pPr>
+              <w:rPr>
+                <w:rFonts w:ascii="Arial Narrow" w:eastAsia="Times New Roman" w:hAnsi="Arial Narrow" w:cs="Arial"/>
+                <w:color w:val="000000"/>
+                <w:sz w:val="14"/>
+              </w:rPr>
+            </w:pPr>
+            <w:r>
+              <w:rPr>
+                <w:rFonts w:ascii="Arial Narrow" w:eastAsia="Arial" w:hAnsi="Arial Narrow" w:cs="Arial"/>
+                <w:b/>
+                <w:bCs/>
+                <w:sz w:val="18"/>
+                <w:szCs w:val="18"/>
+              </w:rPr>
+              <w:t>Reason</w:t>
+            </w:r>
+            <w:r>
+              <w:rPr>
+                <w:rFonts w:ascii="Arial Narrow" w:eastAsia="Arial" w:hAnsi="Arial Narrow" w:cs="Arial"/>
+                <w:b/>
+                <w:bCs/>
+                <w:sz w:val="14"/>
+                <w:szCs w:val="14"/>
+              </w:rPr>
+              <w:t xml:space="preserve">: </w:t>
+            </w:r>
+            <w:r>
+              <w:rPr>
+                <w:rFonts w:ascii="Arial Narrow" w:eastAsia="Times New Roman" w:hAnsi="Arial Narrow" w:cs="Arial"/>
+                <w:bCs/>
+                <w:color w:val="000000"/>
+                <w:sz w:val="18"/>
+                <w:szCs w:val="26"/>
+              </w:rPr>
+              <w:t>{</w:t>
+            </w:r>
+            <w:proofErr w:type="spellStart"/>
+            <w:r>
+              <w:rPr>
+                <w:rFonts w:ascii="Arial Narrow" w:eastAsia="Times New Roman" w:hAnsi="Arial Narrow" w:cs="Arial"/>
                 <w:bCs/>
                 <w:color w:val="000000"/>
                 <w:sz w:val="16"/>
                 <w:szCs w:val="16"/>
               </w:rPr>
+              <w:t>requirementReason</w:t>
+            </w:r>
+            <w:proofErr w:type="spellEnd"/>
+            <w:r>
+              <w:rPr>
+                <w:rFonts w:ascii="Arial Narrow" w:eastAsia="Times New Roman" w:hAnsi="Arial Narrow" w:cs="Arial"/>
+                <w:bCs/>
+                <w:color w:val="000000"/>
+                <w:sz w:val="18"/>
+                <w:szCs w:val="26"/>
+              </w:rPr>
               <w:t>}</w:t>
             </w:r>
-            <w:r>
-              <w:rPr>
-                <w:rFonts w:ascii="Tahoma" w:eastAsia="Times New Roman" w:hAnsi="Tahoma" w:cs="Tahoma"/>
-                <w:b/>
-                <w:bCs/>
-                <w:color w:val="000000"/>
-                <w:sz w:val="16"/>
-                <w:szCs w:val="16"/>
-              </w:rPr>
-              <w:t xml:space="preserve"> </w:t>
-            </w:r>
-          </w:p>
-          <w:p>
-            <w:pPr>
-              <w:rPr>
-                <w:rFonts w:ascii="Tahoma" w:eastAsia="Arial" w:hAnsi="Tahoma" w:cs="Tahoma"/>
-                <w:b/>
-                <w:bCs/>
-                <w:sz w:val="16"/>
-                <w:szCs w:val="16"/>
-              </w:rPr>
-            </w:pPr>
-            <w:r>
-              <w:rPr>
-                <w:rFonts w:ascii="Tahoma" w:eastAsia="Arial" w:hAnsi="Tahoma" w:cs="Tahoma"/>
-                <w:b/>
-                <w:bCs/>
-                <w:sz w:val="16"/>
-                <w:szCs w:val="16"/>
-              </w:rPr>
-              <w:t xml:space="preserve">Reason: </w:t>
-            </w:r>
-            <w:r>
-              <w:rPr>
-                <w:rFonts w:ascii="Tahoma" w:eastAsia="Times New Roman" w:hAnsi="Tahoma" w:cs="Tahoma"/>
-                <w:bCs/>
-                <w:color w:val="000000"/>
-                <w:sz w:val="16"/>
-                <w:szCs w:val="16"/>
-              </w:rPr>
-              <w:t>{</w:t>
-            </w:r>
-            <w:proofErr w:type="spellStart"/>
-            <w:r>
-              <w:rPr>
-                <w:rFonts w:ascii="Tahoma" w:eastAsia="Times New Roman" w:hAnsi="Tahoma" w:cs="Tahoma"/>
-                <w:bCs/>
-                <w:color w:val="000000"/>
-                <w:sz w:val="16"/>
-                <w:szCs w:val="16"/>
-              </w:rPr>
-              <w:t>requirementReason</w:t>
-            </w:r>
-            <w:proofErr w:type="spellEnd"/>
-            <w:r>
-              <w:rPr>
-                <w:rFonts w:ascii="Tahoma" w:eastAsia="Times New Roman" w:hAnsi="Tahoma" w:cs="Tahoma"/>
-                <w:bCs/>
-                <w:color w:val="000000"/>
-                <w:sz w:val="16"/>
-                <w:szCs w:val="16"/>
-              </w:rPr>
-              <w:t>}</w:t>
-            </w:r>
-            <w:r>
-              <w:rPr>
-                <w:rFonts w:ascii="Tahoma" w:eastAsia="Arial" w:hAnsi="Tahoma" w:cs="Tahoma"/>
-                <w:bCs/>
-                <w:sz w:val="16"/>
-                <w:szCs w:val="16"/>
-              </w:rPr>
-              <w:t xml:space="preserve">                                                                                                                                                                                                 </w:t>
-            </w:r>
-            <w:r>
-              <w:rPr>
-                <w:rFonts w:ascii="Tahoma" w:eastAsia="Arial" w:hAnsi="Tahoma" w:cs="Tahoma"/>
-                <w:bCs/>
-                <w:sz w:val="16"/>
-                <w:szCs w:val="16"/>
-              </w:rPr>
-              <w:t xml:space="preserve">                                                             </w:t>
-            </w:r>
-          </w:p>
-        </w:tc>
-        <w:tc>
-          <w:tcPr>
-            <w:tcW w:w="9045" w:type="dxa"/>
-          </w:tcPr>
-          <w:p>
-            <w:pPr>
-              <w:rPr>
-                <w:rFonts w:ascii="Tahoma" w:eastAsia="Arial" w:hAnsi="Tahoma" w:cs="Tahoma"/>
-                <w:b/>
-                <w:bCs/>
-                <w:sz w:val="16"/>
-                <w:szCs w:val="16"/>
-              </w:rPr>
-            </w:pPr>
-            <w:r>
-              <w:rPr>
-                <w:rFonts w:ascii="Tahoma" w:eastAsia="Arial" w:hAnsi="Tahoma" w:cs="Tahoma"/>
-                <w:b/>
-                <w:bCs/>
-                <w:sz w:val="16"/>
-                <w:szCs w:val="16"/>
-              </w:rPr>
-              <w:t xml:space="preserve">Order Ref No: </w:t>
-            </w:r>
-            <w:r>
-              <w:rPr>
-                <w:rFonts w:ascii="Tahoma" w:eastAsia="Arial" w:hAnsi="Tahoma" w:cs="Tahoma"/>
-                <w:bCs/>
-                <w:sz w:val="16"/>
-                <w:szCs w:val="16"/>
-              </w:rPr>
-              <w:t>{</w:t>
-            </w:r>
-            <w:proofErr w:type="spellStart"/>
-            <w:r>
-              <w:rPr>
-                <w:rFonts w:ascii="Tahoma" w:eastAsia="Arial" w:hAnsi="Tahoma" w:cs="Tahoma"/>
-                <w:bCs/>
-                <w:sz w:val="16"/>
-                <w:szCs w:val="16"/>
-              </w:rPr>
-              <w:t>OrderRefNo</w:t>
-            </w:r>
-            <w:proofErr w:type="spellEnd"/>
-            <w:r>
-              <w:rPr>
-                <w:rFonts w:ascii="Tahoma" w:eastAsia="Arial" w:hAnsi="Tahoma" w:cs="Tahoma"/>
-                <w:bCs/>
-                <w:sz w:val="16"/>
-                <w:szCs w:val="16"/>
-              </w:rPr>
-              <w:t>}</w:t>
-            </w:r>
-            <w:r>
-              <w:rPr>
-                <w:rFonts w:ascii="Tahoma" w:eastAsia="Arial" w:hAnsi="Tahoma" w:cs="Tahoma"/>
-                <w:b/>
-                <w:bCs/>
-                <w:sz w:val="16"/>
-                <w:szCs w:val="16"/>
-              </w:rPr>
-              <w:t xml:space="preserve"> </w:t>
-            </w:r>
-            <w:r>
-              <w:rPr>
-                <w:rFonts w:ascii="Tahoma" w:eastAsia="Arial" w:hAnsi="Tahoma" w:cs="Tahoma"/>
-                <w:b/>
-                <w:bCs/>
-                <w:sz w:val="16"/>
-                <w:szCs w:val="16"/>
-              </w:rPr>
-              <w:t xml:space="preserve">                                                                                            </w:t>
-            </w:r>
-            <w:r>
-              <w:rPr>
-                <w:rFonts w:ascii="Tahoma" w:eastAsia="Arial" w:hAnsi="Tahoma" w:cs="Tahoma"/>
-                <w:b/>
-                <w:bCs/>
-                <w:sz w:val="16"/>
-                <w:szCs w:val="16"/>
-              </w:rPr>
-              <w:t xml:space="preserve">Dated:  </w:t>
-            </w:r>
-            <w:r>
-              <w:rPr>
-                <w:rFonts w:ascii="Tahoma" w:eastAsia="Times New Roman" w:hAnsi="Tahoma" w:cs="Tahoma"/>
-                <w:color w:val="000000"/>
-                <w:sz w:val="16"/>
-                <w:szCs w:val="16"/>
-              </w:rPr>
-              <w:t>{</w:t>
-            </w:r>
-            <w:proofErr w:type="spellStart"/>
-            <w:r>
-              <w:rPr>
-                <w:rFonts w:ascii="Tahoma" w:hAnsi="Tahoma" w:cs="Tahoma"/>
-                <w:color w:val="000000"/>
-                <w:sz w:val="16"/>
-                <w:szCs w:val="16"/>
-                <w:highlight w:val="white"/>
-              </w:rPr>
-              <w:t>RequisitionDate</w:t>
-            </w:r>
-            <w:proofErr w:type="spellEnd"/>
-            <w:r>
-              <w:rPr>
-                <w:rFonts w:ascii="Tahoma" w:eastAsia="Times New Roman" w:hAnsi="Tahoma" w:cs="Tahoma"/>
-                <w:color w:val="000000"/>
-                <w:sz w:val="16"/>
-                <w:szCs w:val="16"/>
-              </w:rPr>
-              <w:t>}</w:t>
-            </w:r>
-          </w:p>
-          <w:p>
-            <w:pPr>
-              <w:rPr>
-                <w:rFonts w:ascii="Tahoma" w:eastAsia="Calibri" w:hAnsi="Tahoma" w:cs="Tahoma"/>
-                <w:sz w:val="16"/>
-                <w:szCs w:val="16"/>
-              </w:rPr>
-            </w:pPr>
-            <w:r>
-              <w:rPr>
-                <w:rFonts w:ascii="Tahoma" w:eastAsia="Calibri" w:hAnsi="Tahoma" w:cs="Tahoma"/>
-                <w:b/>
-                <w:sz w:val="16"/>
-                <w:szCs w:val="16"/>
-              </w:rPr>
-              <w:t>Checked  Status:</w:t>
-            </w:r>
-            <w:r>
-              <w:rPr>
-                <w:rFonts w:ascii="Tahoma" w:eastAsia="Calibri" w:hAnsi="Tahoma" w:cs="Tahoma"/>
-                <w:sz w:val="16"/>
-                <w:szCs w:val="16"/>
-              </w:rPr>
-              <w:t>{</w:t>
-            </w:r>
-            <w:proofErr w:type="spellStart"/>
-            <w:r>
-              <w:rPr>
-                <w:rFonts w:ascii="Consolas" w:eastAsia="Calibri" w:hAnsi="Consolas" w:cs="Consolas"/>
-                <w:color w:val="000000"/>
-                <w:sz w:val="19"/>
-                <w:szCs w:val="19"/>
-                <w:highlight w:val="white"/>
-              </w:rPr>
-              <w:t>PurOrCheckedStatus</w:t>
-            </w:r>
-            <w:proofErr w:type="spellEnd"/>
-            <w:r>
-              <w:rPr>
-                <w:rFonts w:ascii="Tahoma" w:eastAsia="Calibri" w:hAnsi="Tahoma" w:cs="Tahoma"/>
-                <w:sz w:val="16"/>
-                <w:szCs w:val="16"/>
-              </w:rPr>
-              <w:t>}</w:t>
-            </w:r>
-            <w:r>
-              <w:rPr>
-                <w:rFonts w:ascii="Tahoma" w:eastAsia="Calibri" w:hAnsi="Tahoma" w:cs="Tahoma"/>
-                <w:sz w:val="16"/>
-                <w:szCs w:val="16"/>
-              </w:rPr>
-              <w:t xml:space="preserve">                                          </w:t>
-            </w:r>
-            <w:r>
-              <w:rPr>
-                <w:rFonts w:ascii="Tahoma" w:eastAsia="Calibri" w:hAnsi="Tahoma" w:cs="Tahoma"/>
-                <w:b/>
-                <w:sz w:val="16"/>
-                <w:szCs w:val="16"/>
-              </w:rPr>
-              <w:t>Approved Status:</w:t>
-            </w:r>
-            <w:r>
-              <w:rPr>
-                <w:rFonts w:ascii="Tahoma" w:eastAsia="Calibri" w:hAnsi="Tahoma" w:cs="Tahoma"/>
-                <w:sz w:val="16"/>
-                <w:szCs w:val="16"/>
-              </w:rPr>
-              <w:t>{</w:t>
-            </w:r>
-            <w:proofErr w:type="spellStart"/>
-            <w:r>
-              <w:rPr>
-                <w:rFonts w:ascii="Tahoma" w:eastAsia="Calibri" w:hAnsi="Tahoma" w:cs="Tahoma"/>
-                <w:color w:val="000000"/>
-                <w:sz w:val="16"/>
-                <w:szCs w:val="16"/>
-                <w:highlight w:val="white"/>
-              </w:rPr>
-              <w:t>PurOrApprovedStatus</w:t>
-            </w:r>
-            <w:proofErr w:type="spellEnd"/>
-            <w:r>
-              <w:rPr>
-                <w:rFonts w:ascii="Tahoma" w:eastAsia="Calibri" w:hAnsi="Tahoma" w:cs="Tahoma"/>
-                <w:sz w:val="16"/>
-                <w:szCs w:val="16"/>
-              </w:rPr>
-              <w:t xml:space="preserve">} </w:t>
-            </w:r>
-          </w:p>
-          <w:p>
-            <w:pPr>
-              <w:rPr>
-                <w:rFonts w:ascii="Arial Narrow" w:eastAsia="Arial" w:hAnsi="Arial Narrow" w:cs="Arial"/>
-                <w:b/>
-                <w:bCs/>
-                <w:sz w:val="14"/>
-                <w:szCs w:val="14"/>
-              </w:rPr>
-            </w:pPr>
           </w:p>
         </w:tc>
       </w:tr>
@@ -815,12 +697,11 @@
           <w:tblLook w:val="0000" w:firstRow="0" w:lastRow="0" w:firstColumn="0" w:lastColumn="0" w:noHBand="0" w:noVBand="0"/>
         </w:tblPrEx>
         <w:trPr>
-          <w:trHeight w:val="458"/>
+          <w:trHeight w:val="451"/>
         </w:trPr>
         <w:tc>
           <w:tcPr>
-            <w:tcW w:w="18090" w:type="dxa"/>
-            <w:gridSpan w:val="2"/>
+            <w:tcW w:w="15048" w:type="dxa"/>
             <w:tcBorders>
               <w:left w:val="single" w:sz="4" w:space="0" w:color="auto"/>
               <w:bottom w:val="single" w:sz="4" w:space="0" w:color="auto"/>
@@ -832,7 +713,7 @@
                 <w:tab w:val="left" w:pos="3030"/>
               </w:tabs>
               <w:rPr>
-                <w:rFonts w:ascii="Tahoma" w:eastAsia="Arial" w:hAnsi="Tahoma" w:cs="Tahoma"/>
+                <w:rFonts w:ascii="Arial Narrow" w:eastAsia="Arial" w:hAnsi="Arial Narrow" w:cs="Arial"/>
                 <w:b/>
                 <w:bCs/>
                 <w:sz w:val="16"/>
@@ -841,13 +722,43 @@
             </w:pPr>
             <w:r>
               <w:rPr>
-                <w:rFonts w:ascii="Tahoma" w:eastAsia="Arial" w:hAnsi="Tahoma" w:cs="Tahoma"/>
+                <w:rFonts w:ascii="Arial Narrow" w:eastAsia="Arial" w:hAnsi="Arial Narrow" w:cs="Arial"/>
                 <w:b/>
                 <w:bCs/>
                 <w:sz w:val="16"/>
                 <w:szCs w:val="16"/>
               </w:rPr>
-              <w:t>Material Requisition Details</w:t>
+              <w:t>Material Requ</w:t>
+            </w:r>
+            <w:r>
+              <w:rPr>
+                <w:rFonts w:ascii="Arial Narrow" w:eastAsia="Arial" w:hAnsi="Arial Narrow" w:cs="Arial"/>
+                <w:b/>
+                <w:bCs/>
+                <w:sz w:val="16"/>
+                <w:szCs w:val="16"/>
+              </w:rPr>
+              <w:t>i</w:t>
+            </w:r>
+            <w:r>
+              <w:rPr>
+                <w:rFonts w:ascii="Arial Narrow" w:eastAsia="Arial" w:hAnsi="Arial Narrow" w:cs="Arial"/>
+                <w:b/>
+                <w:bCs/>
+                <w:sz w:val="16"/>
+                <w:szCs w:val="16"/>
+              </w:rPr>
+              <w:t>si</w:t>
+            </w:r>
+            <w:r>
+              <w:rPr>
+                <w:rFonts w:ascii="Arial Narrow" w:eastAsia="Arial" w:hAnsi="Arial Narrow" w:cs="Arial"/>
+                <w:b/>
+                <w:bCs/>
+                <w:sz w:val="16"/>
+                <w:szCs w:val="16"/>
+              </w:rPr>
+              <w:t>tion Details</w:t>
             </w:r>
           </w:p>
           <w:p>
@@ -855,42 +766,54 @@
               <w:tabs>
                 <w:tab w:val="left" w:pos="3030"/>
               </w:tabs>
+              <w:jc w:val="right"/>
               <w:rPr>
                 <w:rFonts w:ascii="Arial Narrow" w:eastAsia="Arial" w:hAnsi="Arial Narrow" w:cs="Arial"/>
                 <w:bCs/>
-                <w:sz w:val="16"/>
-                <w:szCs w:val="16"/>
+                <w:sz w:val="14"/>
+                <w:szCs w:val="14"/>
               </w:rPr>
             </w:pPr>
             <w:r>
               <w:rPr>
-                <w:rFonts w:ascii="Tahoma" w:eastAsia="Arial" w:hAnsi="Tahoma" w:cs="Tahoma"/>
-                <w:bCs/>
-                <w:sz w:val="16"/>
-                <w:szCs w:val="16"/>
+                <w:rFonts w:ascii="Arial Narrow" w:eastAsia="Arial" w:hAnsi="Arial Narrow" w:cs="Arial"/>
+                <w:bCs/>
+                <w:sz w:val="14"/>
+                <w:szCs w:val="14"/>
               </w:rPr>
               <w:t>{</w:t>
             </w:r>
             <w:proofErr w:type="spellStart"/>
             <w:r>
               <w:rPr>
-                <w:rFonts w:ascii="Tahoma" w:eastAsia="Arial" w:hAnsi="Tahoma" w:cs="Tahoma"/>
-                <w:bCs/>
-                <w:sz w:val="16"/>
-                <w:szCs w:val="16"/>
+                <w:rFonts w:ascii="Arial Narrow" w:eastAsia="Arial" w:hAnsi="Arial Narrow" w:cs="Arial"/>
+                <w:bCs/>
+                <w:sz w:val="14"/>
+                <w:szCs w:val="14"/>
               </w:rPr>
               <w:t>materialRequsitionDetail</w:t>
             </w:r>
             <w:proofErr w:type="spellEnd"/>
             <w:r>
               <w:rPr>
-                <w:rFonts w:ascii="Tahoma" w:eastAsia="Arial" w:hAnsi="Tahoma" w:cs="Tahoma"/>
-                <w:bCs/>
-                <w:sz w:val="16"/>
-                <w:szCs w:val="16"/>
+                <w:rFonts w:ascii="Arial Narrow" w:eastAsia="Arial" w:hAnsi="Arial Narrow" w:cs="Arial"/>
+                <w:bCs/>
+                <w:sz w:val="14"/>
+                <w:szCs w:val="14"/>
               </w:rPr>
               <w:t>}</w:t>
             </w:r>
+          </w:p>
+          <w:p>
+            <w:pPr>
+              <w:tabs>
+                <w:tab w:val="left" w:pos="3030"/>
+              </w:tabs>
+              <w:rPr>
+                <w:rFonts w:ascii="Arial Narrow" w:hAnsi="Arial Narrow" w:cs="Arial"/>
+                <w:sz w:val="24"/>
+              </w:rPr>
+            </w:pPr>
           </w:p>
         </w:tc>
       </w:tr>
@@ -899,12 +822,11 @@
           <w:tblLook w:val="0000" w:firstRow="0" w:lastRow="0" w:firstColumn="0" w:lastColumn="0" w:noHBand="0" w:noVBand="0"/>
         </w:tblPrEx>
         <w:trPr>
-          <w:trHeight w:val="351"/>
+          <w:trHeight w:val="388"/>
         </w:trPr>
         <w:tc>
           <w:tcPr>
-            <w:tcW w:w="18090" w:type="dxa"/>
-            <w:gridSpan w:val="2"/>
+            <w:tcW w:w="15048" w:type="dxa"/>
             <w:tcBorders>
               <w:left w:val="single" w:sz="4" w:space="0" w:color="auto"/>
             </w:tcBorders>
@@ -912,7 +834,7 @@
           <w:p>
             <w:pPr>
               <w:rPr>
-                <w:rFonts w:ascii="Tahoma" w:eastAsia="Arial" w:hAnsi="Tahoma" w:cs="Tahoma"/>
+                <w:rFonts w:ascii="Arial Narrow" w:eastAsia="Arial" w:hAnsi="Arial Narrow" w:cs="Arial"/>
                 <w:b/>
                 <w:bCs/>
                 <w:sz w:val="16"/>
@@ -921,36 +843,86 @@
             </w:pPr>
             <w:r>
               <w:rPr>
-                <w:rFonts w:ascii="Tahoma" w:eastAsia="Arial" w:hAnsi="Tahoma" w:cs="Tahoma"/>
+                <w:rFonts w:ascii="Arial Narrow" w:eastAsia="Arial" w:hAnsi="Arial Narrow" w:cs="Arial"/>
                 <w:b/>
                 <w:bCs/>
                 <w:sz w:val="16"/>
                 <w:szCs w:val="16"/>
               </w:rPr>
-              <w:t xml:space="preserve">Comment s / Notes:{ </w:t>
-            </w:r>
-            <w:r>
-              <w:rPr>
-                <w:rFonts w:ascii="Tahoma" w:hAnsi="Tahoma" w:cs="Tahoma"/>
-                <w:color w:val="000000"/>
+              <w:t>Comment</w:t>
+            </w:r>
+            <w:r>
+              <w:rPr>
+                <w:rFonts w:ascii="Arial Narrow" w:eastAsia="Arial" w:hAnsi="Arial Narrow" w:cs="Arial"/>
+                <w:b/>
+                <w:bCs/>
                 <w:sz w:val="16"/>
                 <w:szCs w:val="16"/>
-                <w:highlight w:val="white"/>
-              </w:rPr>
-              <w:t>Remark</w:t>
-            </w:r>
-            <w:r>
-              <w:rPr>
-                <w:rFonts w:ascii="Tahoma" w:hAnsi="Tahoma" w:cs="Tahoma"/>
-                <w:color w:val="000000"/>
+              </w:rPr>
+              <w:t xml:space="preserve"> s </w:t>
+            </w:r>
+            <w:r>
+              <w:rPr>
+                <w:rFonts w:ascii="Arial Narrow" w:eastAsia="Arial" w:hAnsi="Arial Narrow" w:cs="Arial"/>
+                <w:b/>
+                <w:bCs/>
                 <w:sz w:val="16"/>
                 <w:szCs w:val="16"/>
               </w:rPr>
+              <w:t>/</w:t>
+            </w:r>
+            <w:r>
+              <w:rPr>
+                <w:rFonts w:ascii="Arial Narrow" w:eastAsia="Arial" w:hAnsi="Arial Narrow" w:cs="Arial"/>
+                <w:b/>
+                <w:bCs/>
+                <w:sz w:val="16"/>
+                <w:szCs w:val="16"/>
+              </w:rPr>
+              <w:t xml:space="preserve"> </w:t>
+            </w:r>
+            <w:r>
+              <w:rPr>
+                <w:rFonts w:ascii="Arial Narrow" w:eastAsia="Arial" w:hAnsi="Arial Narrow" w:cs="Arial"/>
+                <w:b/>
+                <w:bCs/>
+                <w:sz w:val="16"/>
+                <w:szCs w:val="16"/>
+              </w:rPr>
+              <w:t>Note</w:t>
+            </w:r>
+            <w:r>
+              <w:rPr>
+                <w:rFonts w:ascii="Arial Narrow" w:eastAsia="Arial" w:hAnsi="Arial Narrow" w:cs="Arial"/>
+                <w:b/>
+                <w:bCs/>
+                <w:sz w:val="16"/>
+                <w:szCs w:val="16"/>
+              </w:rPr>
+              <w:t xml:space="preserve">s:{ </w:t>
+            </w:r>
+            <w:r>
+              <w:rPr>
+                <w:rFonts w:ascii="Consolas" w:hAnsi="Consolas" w:cs="Consolas"/>
+                <w:color w:val="000000"/>
+                <w:sz w:val="19"/>
+                <w:szCs w:val="19"/>
+                <w:highlight w:val="white"/>
+              </w:rPr>
+              <w:t>Remark</w:t>
+            </w:r>
+            <w:r>
+              <w:rPr>
+                <w:rFonts w:ascii="Consolas" w:hAnsi="Consolas" w:cs="Consolas"/>
+                <w:color w:val="000000"/>
+                <w:sz w:val="19"/>
+                <w:szCs w:val="19"/>
+              </w:rPr>
               <w:t>s</w:t>
             </w:r>
             <w:r>
               <w:rPr>
-                <w:rFonts w:ascii="Tahoma" w:eastAsia="Arial" w:hAnsi="Tahoma" w:cs="Tahoma"/>
+                <w:rFonts w:ascii="Arial Narrow" w:eastAsia="Arial" w:hAnsi="Arial Narrow" w:cs="Arial"/>
                 <w:b/>
                 <w:bCs/>
                 <w:sz w:val="16"/>
@@ -966,12 +938,11 @@
           <w:tblLook w:val="0000" w:firstRow="0" w:lastRow="0" w:firstColumn="0" w:lastColumn="0" w:noHBand="0" w:noVBand="0"/>
         </w:tblPrEx>
         <w:trPr>
-          <w:trHeight w:val="659"/>
+          <w:trHeight w:val="647"/>
         </w:trPr>
         <w:tc>
           <w:tcPr>
-            <w:tcW w:w="18090" w:type="dxa"/>
-            <w:gridSpan w:val="2"/>
+            <w:tcW w:w="15048" w:type="dxa"/>
             <w:tcBorders>
               <w:left w:val="single" w:sz="4" w:space="0" w:color="auto"/>
               <w:bottom w:val="single" w:sz="4" w:space="0" w:color="auto"/>
@@ -1002,7 +973,6 @@
               <w:tblStyle w:val="TableGrid"/>
               <w:tblW w:w="0" w:type="auto"/>
               <w:jc w:val="center"/>
-              <w:tblInd w:w="4" w:type="dxa"/>
               <w:tblBorders>
                 <w:top w:val="none" w:sz="0" w:space="0" w:color="auto"/>
                 <w:left w:val="none" w:sz="0" w:space="0" w:color="auto"/>
@@ -1014,43 +984,43 @@
               <w:tblLook w:val="04A0" w:firstRow="1" w:lastRow="0" w:firstColumn="1" w:lastColumn="0" w:noHBand="0" w:noVBand="1"/>
             </w:tblPr>
             <w:tblGrid>
-              <w:gridCol w:w="3387"/>
-              <w:gridCol w:w="3387"/>
-              <w:gridCol w:w="3387"/>
+              <w:gridCol w:w="3805"/>
+              <w:gridCol w:w="3805"/>
+              <w:gridCol w:w="3805"/>
             </w:tblGrid>
             <w:tr>
               <w:trPr>
-                <w:trHeight w:val="212"/>
+                <w:trHeight w:val="234"/>
                 <w:jc w:val="center"/>
               </w:trPr>
               <w:tc>
                 <w:tcPr>
-                  <w:tcW w:w="3387" w:type="dxa"/>
+                  <w:tcW w:w="3805" w:type="dxa"/>
                 </w:tcPr>
                 <w:p>
                   <w:pPr>
-                    <w:framePr w:hSpace="180" w:wrap="around" w:vAnchor="page" w:hAnchor="margin" w:xAlign="center" w:y="2206"/>
+                    <w:framePr w:hSpace="180" w:wrap="around" w:vAnchor="page" w:hAnchor="page" w:x="676" w:y="1771"/>
                     <w:jc w:val="center"/>
                     <w:rPr>
-                      <w:rFonts w:ascii="Tahoma" w:eastAsia="Arial" w:hAnsi="Tahoma" w:cs="Tahoma"/>
+                      <w:rFonts w:ascii="Arial Narrow" w:eastAsia="Arial" w:hAnsi="Arial Narrow" w:cs="Arial"/>
                       <w:bCs/>
-                      <w:sz w:val="16"/>
-                      <w:szCs w:val="16"/>
+                      <w:sz w:val="14"/>
+                      <w:szCs w:val="14"/>
                     </w:rPr>
                   </w:pPr>
                   <w:r>
                     <w:rPr>
-                      <w:rFonts w:ascii="Tahoma" w:eastAsia="Arial" w:hAnsi="Tahoma" w:cs="Tahoma"/>
+                      <w:rFonts w:ascii="Arial Narrow" w:eastAsia="Arial" w:hAnsi="Arial Narrow" w:cs="Arial"/>
                       <w:bCs/>
                       <w:noProof/>
                       <w:color w:val="000000" w:themeColor="text1"/>
-                      <w:sz w:val="16"/>
-                      <w:szCs w:val="16"/>
+                      <w:sz w:val="14"/>
+                      <w:szCs w:val="14"/>
                     </w:rPr>
                     <mc:AlternateContent>
                       <mc:Choice Requires="wps">
                         <w:drawing>
-                          <wp:anchor distT="0" distB="0" distL="114300" distR="114300" simplePos="0" relativeHeight="251659264" behindDoc="0" locked="0" layoutInCell="1" allowOverlap="1" wp14:anchorId="1796B166" wp14:editId="0B206110">
+                          <wp:anchor distT="0" distB="0" distL="114300" distR="114300" simplePos="0" relativeHeight="251650560" behindDoc="0" locked="0" layoutInCell="1" allowOverlap="1" wp14:anchorId="05754062" wp14:editId="7E339669">
                             <wp:simplePos x="0" y="0"/>
                             <wp:positionH relativeFrom="column">
                               <wp:posOffset>383679</wp:posOffset>
@@ -1108,9 +1078,9 @@
                           </wp:anchor>
                         </w:drawing>
                       </mc:Choice>
-                      <mc:Fallback>
+                      <mc:Fallback xmlns:cx="http://schemas.microsoft.com/office/drawing/2014/chartex" xmlns:cx1="http://schemas.microsoft.com/office/drawing/2015/9/8/chartex" xmlns:cx2="http://schemas.microsoft.com/office/drawing/2015/10/21/chartex" xmlns:cx3="http://schemas.microsoft.com/office/drawing/2016/5/9/chartex" xmlns:cx4="http://schemas.microsoft.com/office/drawing/2016/5/10/chartex" xmlns:cx5="http://schemas.microsoft.com/office/drawing/2016/5/11/chartex" xmlns:cx6="http://schemas.microsoft.com/office/drawing/2016/5/12/chartex" xmlns:cx7="http://schemas.microsoft.com/office/drawing/2016/5/13/chartex" xmlns:cx8="http://schemas.microsoft.com/office/drawing/2016/5/14/chartex" xmlns:aink="http://schemas.microsoft.com/office/drawing/2016/ink" xmlns:am3d="http://schemas.microsoft.com/office/drawing/2017/model3d" xmlns:w15="http://schemas.microsoft.com/office/word/2012/wordml" xmlns:w16cid="http://schemas.microsoft.com/office/word/2016/wordml/cid" xmlns:w16se="http://schemas.microsoft.com/office/word/2015/wordml/symex">
                         <w:pict>
-                          <v:line id="Straight Connector 1" o:spid="_x0000_s1026" style="position:absolute;flip:x;z-index:251659264;visibility:visible;mso-wrap-style:square;mso-width-percent:0;mso-height-percent:0;mso-wrap-distance-left:9pt;mso-wrap-distance-top:0;mso-wrap-distance-right:9pt;mso-wrap-distance-bottom:0;mso-position-horizontal:absolute;mso-position-horizontal-relative:text;mso-position-vertical:absolute;mso-position-vertical-relative:text;mso-width-percent:0;mso-height-percent:0;mso-width-relative:margin;mso-height-relative:margin" from="30.2pt,8.35pt" to="139.75pt,8.35pt" o:gfxdata="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" strokecolor="black [3213]" strokeweight=".5pt">
+                          <v:line w14:anchorId="7B78E815" id="Straight Connector 1" o:spid="_x0000_s1026" style="position:absolute;flip:x;z-index:251650560;visibility:visible;mso-wrap-style:square;mso-width-percent:0;mso-height-percent:0;mso-wrap-distance-left:9pt;mso-wrap-distance-top:0;mso-wrap-distance-right:9pt;mso-wrap-distance-bottom:0;mso-position-horizontal:absolute;mso-position-horizontal-relative:text;mso-position-vertical:absolute;mso-position-vertical-relative:text;mso-width-percent:0;mso-height-percent:0;mso-width-relative:margin;mso-height-relative:margin" from="30.2pt,8.35pt" to="139.75pt,8.35pt" o:gfxdata="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" strokecolor="black [3213]" strokeweight=".5pt">
                             <v:stroke joinstyle="miter"/>
                           </v:line>
                         </w:pict>
@@ -1119,17 +1089,17 @@
                   </w:r>
                   <w:r>
                     <w:rPr>
-                      <w:rFonts w:ascii="Tahoma" w:eastAsia="Arial" w:hAnsi="Tahoma" w:cs="Tahoma"/>
+                      <w:rFonts w:ascii="Arial Narrow" w:eastAsia="Arial" w:hAnsi="Arial Narrow" w:cs="Arial"/>
                       <w:bCs/>
-                      <w:sz w:val="16"/>
-                      <w:szCs w:val="16"/>
+                      <w:sz w:val="14"/>
+                      <w:szCs w:val="14"/>
                     </w:rPr>
                     <w:t>{</w:t>
                   </w:r>
                   <w:proofErr w:type="spellStart"/>
                   <w:r>
                     <w:rPr>
-                      <w:rFonts w:ascii="Tahoma" w:hAnsi="Tahoma" w:cs="Tahoma"/>
+                      <w:rFonts w:ascii="Consolas" w:hAnsi="Consolas" w:cs="Consolas"/>
                       <w:color w:val="000000"/>
                       <w:sz w:val="16"/>
                       <w:szCs w:val="16"/>
@@ -1140,10 +1110,10 @@
                   <w:proofErr w:type="spellEnd"/>
                   <w:r>
                     <w:rPr>
-                      <w:rFonts w:ascii="Tahoma" w:eastAsia="Arial" w:hAnsi="Tahoma" w:cs="Tahoma"/>
+                      <w:rFonts w:ascii="Arial Narrow" w:eastAsia="Arial" w:hAnsi="Arial Narrow" w:cs="Arial"/>
                       <w:bCs/>
-                      <w:sz w:val="16"/>
-                      <w:szCs w:val="16"/>
+                      <w:sz w:val="14"/>
+                      <w:szCs w:val="14"/>
                     </w:rPr>
                     <w:t>}</w:t>
                   </w:r>
@@ -1151,32 +1121,32 @@
               </w:tc>
               <w:tc>
                 <w:tcPr>
-                  <w:tcW w:w="3387" w:type="dxa"/>
+                  <w:tcW w:w="3805" w:type="dxa"/>
                 </w:tcPr>
                 <w:p>
                   <w:pPr>
-                    <w:framePr w:hSpace="180" w:wrap="around" w:vAnchor="page" w:hAnchor="margin" w:xAlign="center" w:y="2206"/>
+                    <w:framePr w:hSpace="180" w:wrap="around" w:vAnchor="page" w:hAnchor="page" w:x="676" w:y="1771"/>
                     <w:jc w:val="center"/>
                     <w:rPr>
-                      <w:rFonts w:ascii="Tahoma" w:eastAsia="Arial" w:hAnsi="Tahoma" w:cs="Tahoma"/>
+                      <w:rFonts w:ascii="Arial Narrow" w:eastAsia="Arial" w:hAnsi="Arial Narrow" w:cs="Arial"/>
                       <w:bCs/>
-                      <w:sz w:val="16"/>
-                      <w:szCs w:val="16"/>
+                      <w:sz w:val="14"/>
+                      <w:szCs w:val="14"/>
                     </w:rPr>
                   </w:pPr>
                   <w:r>
                     <w:rPr>
-                      <w:rFonts w:ascii="Tahoma" w:eastAsia="Arial" w:hAnsi="Tahoma" w:cs="Tahoma"/>
+                      <w:rFonts w:ascii="Arial Narrow" w:eastAsia="Arial" w:hAnsi="Arial Narrow" w:cs="Arial"/>
                       <w:bCs/>
                       <w:noProof/>
                       <w:color w:val="000000" w:themeColor="text1"/>
-                      <w:sz w:val="16"/>
-                      <w:szCs w:val="16"/>
+                      <w:sz w:val="14"/>
+                      <w:szCs w:val="14"/>
                     </w:rPr>
                     <mc:AlternateContent>
                       <mc:Choice Requires="wps">
                         <w:drawing>
-                          <wp:anchor distT="0" distB="0" distL="114300" distR="114300" simplePos="0" relativeHeight="251660288" behindDoc="0" locked="0" layoutInCell="1" allowOverlap="1" wp14:anchorId="74384F78" wp14:editId="2F4D9253">
+                          <wp:anchor distT="0" distB="0" distL="114300" distR="114300" simplePos="0" relativeHeight="251667968" behindDoc="0" locked="0" layoutInCell="1" allowOverlap="1" wp14:anchorId="1C1E3DCC" wp14:editId="4F357421">
                             <wp:simplePos x="0" y="0"/>
                             <wp:positionH relativeFrom="column">
                               <wp:posOffset>298395</wp:posOffset>
@@ -1231,9 +1201,9 @@
                           </wp:anchor>
                         </w:drawing>
                       </mc:Choice>
-                      <mc:Fallback>
+                      <mc:Fallback xmlns:cx="http://schemas.microsoft.com/office/drawing/2014/chartex" xmlns:cx1="http://schemas.microsoft.com/office/drawing/2015/9/8/chartex" xmlns:cx2="http://schemas.microsoft.com/office/drawing/2015/10/21/chartex" xmlns:cx3="http://schemas.microsoft.com/office/drawing/2016/5/9/chartex" xmlns:cx4="http://schemas.microsoft.com/office/drawing/2016/5/10/chartex" xmlns:cx5="http://schemas.microsoft.com/office/drawing/2016/5/11/chartex" xmlns:cx6="http://schemas.microsoft.com/office/drawing/2016/5/12/chartex" xmlns:cx7="http://schemas.microsoft.com/office/drawing/2016/5/13/chartex" xmlns:cx8="http://schemas.microsoft.com/office/drawing/2016/5/14/chartex" xmlns:aink="http://schemas.microsoft.com/office/drawing/2016/ink" xmlns:am3d="http://schemas.microsoft.com/office/drawing/2017/model3d" xmlns:w15="http://schemas.microsoft.com/office/word/2012/wordml" xmlns:w16cid="http://schemas.microsoft.com/office/word/2016/wordml/cid" xmlns:w16se="http://schemas.microsoft.com/office/word/2015/wordml/symex">
                         <w:pict>
-                          <v:line id="Straight Connector 3" o:spid="_x0000_s1026" style="position:absolute;z-index:251660288;visibility:visible;mso-wrap-style:square;mso-width-percent:0;mso-wrap-distance-left:9pt;mso-wrap-distance-top:0;mso-wrap-distance-right:9pt;mso-wrap-distance-bottom:0;mso-position-horizontal:absolute;mso-position-horizontal-relative:text;mso-position-vertical:absolute;mso-position-vertical-relative:text;mso-width-percent:0;mso-width-relative:margin" from="23.5pt,8.35pt" to="143.7pt,8.35pt" o:gfxdata="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" strokecolor="black [3213]" strokeweight=".5pt">
+                          <v:line w14:anchorId="6C7695B2" id="Straight Connector 3" o:spid="_x0000_s1026" style="position:absolute;z-index:251667968;visibility:visible;mso-wrap-style:square;mso-width-percent:0;mso-wrap-distance-left:9pt;mso-wrap-distance-top:0;mso-wrap-distance-right:9pt;mso-wrap-distance-bottom:0;mso-position-horizontal:absolute;mso-position-horizontal-relative:text;mso-position-vertical:absolute;mso-position-vertical-relative:text;mso-width-percent:0;mso-width-relative:margin" from="23.5pt,8.35pt" to="143.7pt,8.35pt" o:gfxdata="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" strokecolor="black [3213]" strokeweight=".5pt">
                             <v:stroke joinstyle="miter"/>
                           </v:line>
                         </w:pict>
@@ -1242,20 +1212,20 @@
                   </w:r>
                   <w:r>
                     <w:rPr>
-                      <w:rFonts w:ascii="Tahoma" w:eastAsia="Arial" w:hAnsi="Tahoma" w:cs="Tahoma"/>
+                      <w:rFonts w:ascii="Arial Narrow" w:eastAsia="Arial" w:hAnsi="Arial Narrow" w:cs="Arial"/>
                       <w:bCs/>
-                      <w:sz w:val="16"/>
-                      <w:szCs w:val="16"/>
+                      <w:sz w:val="14"/>
+                      <w:szCs w:val="14"/>
                     </w:rPr>
-                    <w:t xml:space="preserve">       {</w:t>
+                    <w:t>{</w:t>
                   </w:r>
                   <w:proofErr w:type="spellStart"/>
                   <w:r>
                     <w:rPr>
-                      <w:rFonts w:ascii="Tahoma" w:hAnsi="Tahoma" w:cs="Tahoma"/>
+                      <w:rFonts w:ascii="Consolas" w:hAnsi="Consolas" w:cs="Consolas"/>
                       <w:color w:val="000000"/>
-                      <w:sz w:val="16"/>
-                      <w:szCs w:val="16"/>
+                      <w:sz w:val="19"/>
+                      <w:szCs w:val="19"/>
                       <w:highlight w:val="white"/>
                     </w:rPr>
                     <w:t>CheckedByName</w:t>
@@ -1263,10 +1233,10 @@
                   <w:proofErr w:type="spellEnd"/>
                   <w:r>
                     <w:rPr>
-                      <w:rFonts w:ascii="Tahoma" w:eastAsia="Arial" w:hAnsi="Tahoma" w:cs="Tahoma"/>
+                      <w:rFonts w:ascii="Arial Narrow" w:eastAsia="Arial" w:hAnsi="Arial Narrow" w:cs="Arial"/>
                       <w:bCs/>
-                      <w:sz w:val="16"/>
-                      <w:szCs w:val="16"/>
+                      <w:sz w:val="14"/>
+                      <w:szCs w:val="14"/>
                     </w:rPr>
                     <w:t>}</w:t>
                   </w:r>
@@ -1274,32 +1244,32 @@
               </w:tc>
               <w:tc>
                 <w:tcPr>
-                  <w:tcW w:w="3387" w:type="dxa"/>
+                  <w:tcW w:w="3805" w:type="dxa"/>
                 </w:tcPr>
                 <w:p>
                   <w:pPr>
-                    <w:framePr w:hSpace="180" w:wrap="around" w:vAnchor="page" w:hAnchor="margin" w:xAlign="center" w:y="2206"/>
+                    <w:framePr w:hSpace="180" w:wrap="around" w:vAnchor="page" w:hAnchor="page" w:x="676" w:y="1771"/>
                     <w:jc w:val="center"/>
                     <w:rPr>
-                      <w:rFonts w:ascii="Tahoma" w:eastAsia="Arial" w:hAnsi="Tahoma" w:cs="Tahoma"/>
+                      <w:rFonts w:ascii="Arial Narrow" w:eastAsia="Arial" w:hAnsi="Arial Narrow" w:cs="Arial"/>
                       <w:bCs/>
-                      <w:sz w:val="16"/>
-                      <w:szCs w:val="16"/>
+                      <w:sz w:val="14"/>
+                      <w:szCs w:val="14"/>
                     </w:rPr>
                   </w:pPr>
                   <w:r>
                     <w:rPr>
-                      <w:rFonts w:ascii="Tahoma" w:eastAsia="Arial" w:hAnsi="Tahoma" w:cs="Tahoma"/>
+                      <w:rFonts w:ascii="Arial Narrow" w:eastAsia="Arial" w:hAnsi="Arial Narrow" w:cs="Arial"/>
                       <w:bCs/>
                       <w:noProof/>
                       <w:color w:val="000000" w:themeColor="text1"/>
-                      <w:sz w:val="16"/>
-                      <w:szCs w:val="16"/>
+                      <w:sz w:val="14"/>
+                      <w:szCs w:val="14"/>
                     </w:rPr>
                     <mc:AlternateContent>
                       <mc:Choice Requires="wps">
                         <w:drawing>
-                          <wp:anchor distT="0" distB="0" distL="114300" distR="114300" simplePos="0" relativeHeight="251661312" behindDoc="0" locked="0" layoutInCell="1" allowOverlap="1" wp14:anchorId="4DF34B00" wp14:editId="09911878">
+                          <wp:anchor distT="0" distB="0" distL="114300" distR="114300" simplePos="0" relativeHeight="251684352" behindDoc="0" locked="0" layoutInCell="1" allowOverlap="1" wp14:anchorId="50B4F898" wp14:editId="49B1BA8E">
                             <wp:simplePos x="0" y="0"/>
                             <wp:positionH relativeFrom="column">
                               <wp:posOffset>395991</wp:posOffset>
@@ -1351,9 +1321,9 @@
                           </wp:anchor>
                         </w:drawing>
                       </mc:Choice>
-                      <mc:Fallback>
+                      <mc:Fallback xmlns:cx="http://schemas.microsoft.com/office/drawing/2014/chartex" xmlns:cx1="http://schemas.microsoft.com/office/drawing/2015/9/8/chartex" xmlns:cx2="http://schemas.microsoft.com/office/drawing/2015/10/21/chartex" xmlns:cx3="http://schemas.microsoft.com/office/drawing/2016/5/9/chartex" xmlns:cx4="http://schemas.microsoft.com/office/drawing/2016/5/10/chartex" xmlns:cx5="http://schemas.microsoft.com/office/drawing/2016/5/11/chartex" xmlns:cx6="http://schemas.microsoft.com/office/drawing/2016/5/12/chartex" xmlns:cx7="http://schemas.microsoft.com/office/drawing/2016/5/13/chartex" xmlns:cx8="http://schemas.microsoft.com/office/drawing/2016/5/14/chartex" xmlns:aink="http://schemas.microsoft.com/office/drawing/2016/ink" xmlns:am3d="http://schemas.microsoft.com/office/drawing/2017/model3d" xmlns:w15="http://schemas.microsoft.com/office/word/2012/wordml" xmlns:w16cid="http://schemas.microsoft.com/office/word/2016/wordml/cid" xmlns:w16se="http://schemas.microsoft.com/office/word/2015/wordml/symex">
                         <w:pict>
-                          <v:line id="Straight Connector 5" o:spid="_x0000_s1026" style="position:absolute;z-index:251661312;visibility:visible;mso-wrap-style:square;mso-wrap-distance-left:9pt;mso-wrap-distance-top:0;mso-wrap-distance-right:9pt;mso-wrap-distance-bottom:0;mso-position-horizontal:absolute;mso-position-horizontal-relative:text;mso-position-vertical:absolute;mso-position-vertical-relative:text" from="31.2pt,8.35pt" to="143.25pt,8.35pt" o:gfxdata="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" strokecolor="black [3213]" strokeweight=".5pt">
+                          <v:line w14:anchorId="28040140" id="Straight Connector 5" o:spid="_x0000_s1026" style="position:absolute;z-index:251684352;visibility:visible;mso-wrap-style:square;mso-wrap-distance-left:9pt;mso-wrap-distance-top:0;mso-wrap-distance-right:9pt;mso-wrap-distance-bottom:0;mso-position-horizontal:absolute;mso-position-horizontal-relative:text;mso-position-vertical:absolute;mso-position-vertical-relative:text" from="31.2pt,8.35pt" to="143.25pt,8.35pt" o:gfxdata="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" strokecolor="black [3213]" strokeweight=".5pt">
                             <v:stroke joinstyle="miter"/>
                           </v:line>
                         </w:pict>
@@ -1362,20 +1332,20 @@
                   </w:r>
                   <w:r>
                     <w:rPr>
-                      <w:rFonts w:ascii="Tahoma" w:eastAsia="Arial" w:hAnsi="Tahoma" w:cs="Tahoma"/>
+                      <w:rFonts w:ascii="Arial Narrow" w:eastAsia="Arial" w:hAnsi="Arial Narrow" w:cs="Arial"/>
                       <w:bCs/>
-                      <w:sz w:val="16"/>
-                      <w:szCs w:val="16"/>
+                      <w:sz w:val="14"/>
+                      <w:szCs w:val="14"/>
                     </w:rPr>
-                    <w:t xml:space="preserve">           {</w:t>
+                    <w:t>{</w:t>
                   </w:r>
                   <w:proofErr w:type="spellStart"/>
                   <w:r>
                     <w:rPr>
-                      <w:rFonts w:ascii="Tahoma" w:hAnsi="Tahoma" w:cs="Tahoma"/>
+                      <w:rFonts w:ascii="Consolas" w:hAnsi="Consolas" w:cs="Consolas"/>
                       <w:color w:val="000000"/>
-                      <w:sz w:val="16"/>
-                      <w:szCs w:val="16"/>
+                      <w:sz w:val="19"/>
+                      <w:szCs w:val="19"/>
                       <w:highlight w:val="white"/>
                     </w:rPr>
                     <w:t>AuthorizedByName</w:t>
@@ -1383,10 +1353,10 @@
                   <w:proofErr w:type="spellEnd"/>
                   <w:r>
                     <w:rPr>
-                      <w:rFonts w:ascii="Tahoma" w:eastAsia="Arial" w:hAnsi="Tahoma" w:cs="Tahoma"/>
+                      <w:rFonts w:ascii="Arial Narrow" w:eastAsia="Arial" w:hAnsi="Arial Narrow" w:cs="Arial"/>
                       <w:bCs/>
-                      <w:sz w:val="16"/>
-                      <w:szCs w:val="16"/>
+                      <w:sz w:val="14"/>
+                      <w:szCs w:val="14"/>
                     </w:rPr>
                     <w:t>}</w:t>
                   </w:r>
@@ -1395,91 +1365,97 @@
             </w:tr>
             <w:tr>
               <w:trPr>
-                <w:trHeight w:val="197"/>
+                <w:trHeight w:val="218"/>
                 <w:jc w:val="center"/>
               </w:trPr>
               <w:tc>
                 <w:tcPr>
-                  <w:tcW w:w="3387" w:type="dxa"/>
+                  <w:tcW w:w="3805" w:type="dxa"/>
                 </w:tcPr>
                 <w:p>
                   <w:pPr>
-                    <w:framePr w:hSpace="180" w:wrap="around" w:vAnchor="page" w:hAnchor="margin" w:xAlign="center" w:y="2206"/>
+                    <w:framePr w:hSpace="180" w:wrap="around" w:vAnchor="page" w:hAnchor="page" w:x="676" w:y="1771"/>
                     <w:jc w:val="center"/>
                     <w:rPr>
-                      <w:rFonts w:ascii="Tahoma" w:eastAsia="Arial" w:hAnsi="Tahoma" w:cs="Tahoma"/>
+                      <w:rFonts w:ascii="Arial Narrow" w:eastAsia="Arial" w:hAnsi="Arial Narrow" w:cs="Arial"/>
                       <w:b/>
                       <w:bCs/>
-                      <w:sz w:val="16"/>
-                      <w:szCs w:val="16"/>
+                      <w:sz w:val="18"/>
+                      <w:szCs w:val="18"/>
                     </w:rPr>
                   </w:pPr>
+                  <w:proofErr w:type="spellStart"/>
                   <w:r>
                     <w:rPr>
-                      <w:rFonts w:ascii="Tahoma" w:eastAsia="Arial" w:hAnsi="Tahoma" w:cs="Tahoma"/>
+                      <w:rFonts w:ascii="Arial Narrow" w:eastAsia="Arial" w:hAnsi="Arial Narrow" w:cs="Arial"/>
                       <w:b/>
                       <w:bCs/>
-                      <w:sz w:val="16"/>
-                      <w:szCs w:val="16"/>
+                      <w:sz w:val="18"/>
+                      <w:szCs w:val="18"/>
                     </w:rPr>
-                    <w:t>Prepared By</w:t>
+                    <w:t>PareparedBy</w:t>
                   </w:r>
+                  <w:proofErr w:type="spellEnd"/>
                 </w:p>
               </w:tc>
               <w:tc>
                 <w:tcPr>
-                  <w:tcW w:w="3387" w:type="dxa"/>
+                  <w:tcW w:w="3805" w:type="dxa"/>
                 </w:tcPr>
                 <w:p>
                   <w:pPr>
-                    <w:framePr w:hSpace="180" w:wrap="around" w:vAnchor="page" w:hAnchor="margin" w:xAlign="center" w:y="2206"/>
+                    <w:framePr w:hSpace="180" w:wrap="around" w:vAnchor="page" w:hAnchor="page" w:x="676" w:y="1771"/>
                     <w:jc w:val="center"/>
                     <w:rPr>
-                      <w:rFonts w:ascii="Tahoma" w:eastAsia="Arial" w:hAnsi="Tahoma" w:cs="Tahoma"/>
+                      <w:rFonts w:ascii="Arial Narrow" w:eastAsia="Arial" w:hAnsi="Arial Narrow" w:cs="Arial"/>
                       <w:b/>
                       <w:bCs/>
-                      <w:sz w:val="16"/>
-                      <w:szCs w:val="16"/>
+                      <w:sz w:val="18"/>
+                      <w:szCs w:val="18"/>
                     </w:rPr>
                   </w:pPr>
+                  <w:proofErr w:type="spellStart"/>
                   <w:r>
                     <w:rPr>
-                      <w:rFonts w:ascii="Tahoma" w:eastAsia="Arial" w:hAnsi="Tahoma" w:cs="Tahoma"/>
+                      <w:rFonts w:ascii="Arial Narrow" w:eastAsia="Arial" w:hAnsi="Arial Narrow" w:cs="Arial"/>
                       <w:b/>
                       <w:bCs/>
-                      <w:sz w:val="16"/>
-                      <w:szCs w:val="16"/>
+                      <w:sz w:val="18"/>
+                      <w:szCs w:val="18"/>
                     </w:rPr>
-                    <w:t xml:space="preserve">    Checked By</w:t>
+                    <w:t>CheckedBy</w:t>
                   </w:r>
+                  <w:proofErr w:type="spellEnd"/>
                 </w:p>
               </w:tc>
               <w:tc>
                 <w:tcPr>
-                  <w:tcW w:w="3387" w:type="dxa"/>
+                  <w:tcW w:w="3805" w:type="dxa"/>
                 </w:tcPr>
                 <w:p>
                   <w:pPr>
-                    <w:framePr w:hSpace="180" w:wrap="around" w:vAnchor="page" w:hAnchor="margin" w:xAlign="center" w:y="2206"/>
+                    <w:framePr w:hSpace="180" w:wrap="around" w:vAnchor="page" w:hAnchor="page" w:x="676" w:y="1771"/>
                     <w:jc w:val="center"/>
                     <w:rPr>
-                      <w:rFonts w:ascii="Tahoma" w:eastAsia="Arial" w:hAnsi="Tahoma" w:cs="Tahoma"/>
+                      <w:rFonts w:ascii="Arial Narrow" w:eastAsia="Arial" w:hAnsi="Arial Narrow" w:cs="Arial"/>
                       <w:b/>
                       <w:bCs/>
-                      <w:sz w:val="16"/>
-                      <w:szCs w:val="16"/>
+                      <w:sz w:val="18"/>
+                      <w:szCs w:val="18"/>
                     </w:rPr>
                   </w:pPr>
+                  <w:proofErr w:type="spellStart"/>
                   <w:r>
                     <w:rPr>
-                      <w:rFonts w:ascii="Tahoma" w:eastAsia="Arial" w:hAnsi="Tahoma" w:cs="Tahoma"/>
+                      <w:rFonts w:ascii="Arial Narrow" w:eastAsia="Arial" w:hAnsi="Arial Narrow" w:cs="Arial"/>
                       <w:b/>
                       <w:bCs/>
-                      <w:sz w:val="16"/>
-                      <w:szCs w:val="16"/>
+                      <w:sz w:val="18"/>
+                      <w:szCs w:val="18"/>
                     </w:rPr>
-                    <w:t xml:space="preserve">      Authorized By</w:t>
+                    <w:t>AuthorizedBy</w:t>
                   </w:r>
+                  <w:proofErr w:type="spellEnd"/>
                 </w:p>
               </w:tc>
             </w:tr>
@@ -1499,12 +1475,33 @@
         </w:tc>
       </w:tr>
     </w:tbl>
+    <w:p>
+      <w:pPr>
+        <w:jc w:val="both"/>
+        <w:rPr>
+          <w:rFonts w:ascii="Arial Narrow" w:hAnsi="Arial Narrow" w:cs="Arial"/>
+          <w:noProof/>
+          <w:sz w:val="20"/>
+          <w:szCs w:val="20"/>
+        </w:rPr>
+      </w:pPr>
+      <w:r>
+        <w:rPr>
+          <w:noProof/>
+        </w:rPr>
+        <w:t xml:space="preserve"> </w:t>
+      </w:r>
+    </w:p>
     <w:p/>
     <w:sectPr>
-      <w:headerReference w:type="default" r:id="rId9"/>
-      <w:footerReference w:type="default" r:id="rId10"/>
-      <w:pgSz w:w="20160" w:h="12240" w:orient="landscape" w:code="5"/>
-      <w:pgMar w:top="1440" w:right="1800" w:bottom="1440" w:left="1800" w:header="0" w:footer="0" w:gutter="0"/>
+      <w:headerReference w:type="even" r:id="rId9"/>
+      <w:headerReference w:type="default" r:id="rId10"/>
+      <w:footerReference w:type="even" r:id="rId11"/>
+      <w:footerReference w:type="default" r:id="rId12"/>
+      <w:headerReference w:type="first" r:id="rId13"/>
+      <w:footerReference w:type="first" r:id="rId14"/>
+      <w:pgSz w:w="15840" w:h="12240" w:orient="landscape"/>
+      <w:pgMar w:top="1440" w:right="1267" w:bottom="1440" w:left="360" w:header="0" w:footer="0" w:gutter="0"/>
       <w:cols w:space="720"/>
       <w:docGrid w:linePitch="360"/>
     </w:sectPr>
@@ -1516,6 +1513,9 @@
 <w:endnotes xmlns:wpc="http://schemas.microsoft.com/office/word/2010/wordprocessingCanvas" xmlns:mc="http://schemas.openxmlformats.org/markup-compatibility/2006" xmlns:o="urn:schemas-microsoft-com:office:office" xmlns:r="http://schemas.openxmlformats.org/officeDocument/2006/relationships" xmlns:m="http://schemas.openxmlformats.org/officeDocument/2006/math" xmlns:v="urn:schemas-microsoft-com:vml" xmlns:wp14="http://schemas.microsoft.com/office/word/2010/wordprocessingDrawing" xmlns:wp="http://schemas.openxmlformats.org/drawingml/2006/wordprocessingDrawing" xmlns:w10="urn:schemas-microsoft-com:office:word" xmlns:w="http://schemas.openxmlformats.org/wordprocessingml/2006/main" xmlns:w14="http://schemas.microsoft.com/office/word/2010/wordml" xmlns:wpg="http://schemas.microsoft.com/office/word/2010/wordprocessingGroup" xmlns:wpi="http://schemas.microsoft.com/office/word/2010/wordprocessingInk" xmlns:wne="http://schemas.microsoft.com/office/word/2006/wordml" xmlns:wps="http://schemas.microsoft.com/office/word/2010/wordprocessingShape" mc:Ignorable="w14 wp14">
   <w:endnote w:type="separator" w:id="-1">
     <w:p>
+      <w:pPr>
+        <w:spacing w:after="0" w:line="240" w:lineRule="auto"/>
+      </w:pPr>
       <w:r>
         <w:separator/>
       </w:r>
@@ -1523,6 +1523,9 @@
   </w:endnote>
   <w:endnote w:type="continuationSeparator" w:id="0">
     <w:p>
+      <w:pPr>
+        <w:spacing w:after="0" w:line="240" w:lineRule="auto"/>
+      </w:pPr>
       <w:r>
         <w:continuationSeparator/>
       </w:r>
@@ -1533,85 +1536,63 @@
 
 <file path=word/footer1.xml><?xml version="1.0" encoding="utf-8"?>
 <w:ftr xmlns:wpc="http://schemas.microsoft.com/office/word/2010/wordprocessingCanvas" xmlns:mc="http://schemas.openxmlformats.org/markup-compatibility/2006" xmlns:o="urn:schemas-microsoft-com:office:office" xmlns:r="http://schemas.openxmlformats.org/officeDocument/2006/relationships" xmlns:m="http://schemas.openxmlformats.org/officeDocument/2006/math" xmlns:v="urn:schemas-microsoft-com:vml" xmlns:wp14="http://schemas.microsoft.com/office/word/2010/wordprocessingDrawing" xmlns:wp="http://schemas.openxmlformats.org/drawingml/2006/wordprocessingDrawing" xmlns:w10="urn:schemas-microsoft-com:office:word" xmlns:w="http://schemas.openxmlformats.org/wordprocessingml/2006/main" xmlns:w14="http://schemas.microsoft.com/office/word/2010/wordml" xmlns:wpg="http://schemas.microsoft.com/office/word/2010/wordprocessingGroup" xmlns:wpi="http://schemas.microsoft.com/office/word/2010/wordprocessingInk" xmlns:wne="http://schemas.microsoft.com/office/word/2006/wordml" xmlns:wps="http://schemas.microsoft.com/office/word/2010/wordprocessingShape" mc:Ignorable="w14 wp14">
-  <w:sdt>
-    <w:sdtPr>
-      <w:id w:val="2049333571"/>
-      <w:docPartObj>
-        <w:docPartGallery w:val="Page Numbers (Bottom of Page)"/>
-        <w:docPartUnique/>
-      </w:docPartObj>
-    </w:sdtPr>
-    <w:sdtEndPr>
-      <w:rPr>
-        <w:noProof/>
-      </w:rPr>
-    </w:sdtEndPr>
-    <w:sdtContent>
-      <w:p>
-        <w:pPr>
-          <w:pStyle w:val="Footer"/>
-          <w:jc w:val="right"/>
-        </w:pPr>
-        <w:r>
-          <w:fldChar w:fldCharType="begin"/>
-        </w:r>
-        <w:r>
-          <w:instrText xml:space="preserve"> PAGE   \* MERGEFORMAT </w:instrText>
-        </w:r>
-        <w:r>
-          <w:fldChar w:fldCharType="separate"/>
-        </w:r>
-        <w:r>
-          <w:rPr>
-            <w:noProof/>
-          </w:rPr>
-          <w:t>1</w:t>
-        </w:r>
-        <w:r>
-          <w:rPr>
-            <w:noProof/>
-          </w:rPr>
-          <w:fldChar w:fldCharType="end"/>
-        </w:r>
-      </w:p>
-    </w:sdtContent>
-  </w:sdt>
+  <w:p>
+    <w:pPr>
+      <w:pStyle w:val="Footer"/>
+    </w:pPr>
+  </w:p>
+</w:ftr>
+</file>
+
+<file path=word/footer2.xml><?xml version="1.0" encoding="utf-8"?>
+<w:ftr xmlns:wpc="http://schemas.microsoft.com/office/word/2010/wordprocessingCanvas" xmlns:mc="http://schemas.openxmlformats.org/markup-compatibility/2006" xmlns:o="urn:schemas-microsoft-com:office:office" xmlns:r="http://schemas.openxmlformats.org/officeDocument/2006/relationships" xmlns:m="http://schemas.openxmlformats.org/officeDocument/2006/math" xmlns:v="urn:schemas-microsoft-com:vml" xmlns:wp14="http://schemas.microsoft.com/office/word/2010/wordprocessingDrawing" xmlns:wp="http://schemas.openxmlformats.org/drawingml/2006/wordprocessingDrawing" xmlns:w10="urn:schemas-microsoft-com:office:word" xmlns:w="http://schemas.openxmlformats.org/wordprocessingml/2006/main" xmlns:w14="http://schemas.microsoft.com/office/word/2010/wordml" xmlns:wpg="http://schemas.microsoft.com/office/word/2010/wordprocessingGroup" xmlns:wpi="http://schemas.microsoft.com/office/word/2010/wordprocessingInk" xmlns:wne="http://schemas.microsoft.com/office/word/2006/wordml" xmlns:wps="http://schemas.microsoft.com/office/word/2010/wordprocessingShape" mc:Ignorable="w14 wp14">
   <w:p>
     <w:pPr>
       <w:pStyle w:val="Footer"/>
       <w:jc w:val="center"/>
-      <w:rPr>
-        <w:rFonts w:ascii="Tahoma" w:hAnsi="Tahoma" w:cs="Tahoma"/>
-        <w:sz w:val="16"/>
-        <w:szCs w:val="16"/>
-      </w:rPr>
     </w:pPr>
+    <w:proofErr w:type="spellStart"/>
     <w:r>
-      <w:rPr>
-        <w:rFonts w:ascii="Tahoma" w:hAnsi="Tahoma" w:cs="Tahoma"/>
-        <w:sz w:val="16"/>
-        <w:szCs w:val="16"/>
-      </w:rPr>
-      <w:t xml:space="preserve">Sadma Fashion Wear Ltd Mouchak (1751), Kaliakair.  </w:t>
+      <w:t>Sadma</w:t>
+    </w:r>
+    <w:proofErr w:type="spellEnd"/>
+    <w:r>
+      <w:t xml:space="preserve"> Fashion Wear Ltd </w:t>
     </w:r>
     <w:proofErr w:type="spellStart"/>
     <w:r>
-      <w:rPr>
-        <w:rFonts w:ascii="Tahoma" w:hAnsi="Tahoma" w:cs="Tahoma"/>
-        <w:sz w:val="16"/>
-        <w:szCs w:val="16"/>
-      </w:rPr>
+      <w:t>Mouchak</w:t>
+    </w:r>
+    <w:proofErr w:type="spellEnd"/>
+    <w:r>
+      <w:t xml:space="preserve"> (1751), </w:t>
+    </w:r>
+    <w:proofErr w:type="spellStart"/>
+    <w:r>
+      <w:t>Kaliakair</w:t>
+    </w:r>
+    <w:proofErr w:type="spellEnd"/>
+    <w:r>
+      <w:t xml:space="preserve">.  </w:t>
+    </w:r>
+    <w:proofErr w:type="spellStart"/>
+    <w:r>
       <w:t>Gazipur</w:t>
     </w:r>
     <w:proofErr w:type="spellEnd"/>
     <w:r>
-      <w:rPr>
-        <w:rFonts w:ascii="Tahoma" w:hAnsi="Tahoma" w:cs="Tahoma"/>
-        <w:sz w:val="16"/>
-        <w:szCs w:val="16"/>
-      </w:rPr>
       <w:t>, Dhaka, Bangladesh.</w:t>
     </w:r>
+  </w:p>
+</w:ftr>
+</file>
+
+<file path=word/footer3.xml><?xml version="1.0" encoding="utf-8"?>
+<w:ftr xmlns:wpc="http://schemas.microsoft.com/office/word/2010/wordprocessingCanvas" xmlns:mc="http://schemas.openxmlformats.org/markup-compatibility/2006" xmlns:o="urn:schemas-microsoft-com:office:office" xmlns:r="http://schemas.openxmlformats.org/officeDocument/2006/relationships" xmlns:m="http://schemas.openxmlformats.org/officeDocument/2006/math" xmlns:v="urn:schemas-microsoft-com:vml" xmlns:wp14="http://schemas.microsoft.com/office/word/2010/wordprocessingDrawing" xmlns:wp="http://schemas.openxmlformats.org/drawingml/2006/wordprocessingDrawing" xmlns:w10="urn:schemas-microsoft-com:office:word" xmlns:w="http://schemas.openxmlformats.org/wordprocessingml/2006/main" xmlns:w14="http://schemas.microsoft.com/office/word/2010/wordml" xmlns:wpg="http://schemas.microsoft.com/office/word/2010/wordprocessingGroup" xmlns:wpi="http://schemas.microsoft.com/office/word/2010/wordprocessingInk" xmlns:wne="http://schemas.microsoft.com/office/word/2006/wordml" xmlns:wps="http://schemas.microsoft.com/office/word/2010/wordprocessingShape" mc:Ignorable="w14 wp14">
+  <w:p>
+    <w:pPr>
+      <w:pStyle w:val="Footer"/>
+    </w:pPr>
   </w:p>
 </w:ftr>
 </file>
@@ -1620,6 +1601,9 @@
 <w:footnotes xmlns:wpc="http://schemas.microsoft.com/office/word/2010/wordprocessingCanvas" xmlns:mc="http://schemas.openxmlformats.org/markup-compatibility/2006" xmlns:o="urn:schemas-microsoft-com:office:office" xmlns:r="http://schemas.openxmlformats.org/officeDocument/2006/relationships" xmlns:m="http://schemas.openxmlformats.org/officeDocument/2006/math" xmlns:v="urn:schemas-microsoft-com:vml" xmlns:wp14="http://schemas.microsoft.com/office/word/2010/wordprocessingDrawing" xmlns:wp="http://schemas.openxmlformats.org/drawingml/2006/wordprocessingDrawing" xmlns:w10="urn:schemas-microsoft-com:office:word" xmlns:w="http://schemas.openxmlformats.org/wordprocessingml/2006/main" xmlns:w14="http://schemas.microsoft.com/office/word/2010/wordml" xmlns:wpg="http://schemas.microsoft.com/office/word/2010/wordprocessingGroup" xmlns:wpi="http://schemas.microsoft.com/office/word/2010/wordprocessingInk" xmlns:wne="http://schemas.microsoft.com/office/word/2006/wordml" xmlns:wps="http://schemas.microsoft.com/office/word/2010/wordprocessingShape" mc:Ignorable="w14 wp14">
   <w:footnote w:type="separator" w:id="-1">
     <w:p>
+      <w:pPr>
+        <w:spacing w:after="0" w:line="240" w:lineRule="auto"/>
+      </w:pPr>
       <w:r>
         <w:separator/>
       </w:r>
@@ -1627,6 +1611,9 @@
   </w:footnote>
   <w:footnote w:type="continuationSeparator" w:id="0">
     <w:p>
+      <w:pPr>
+        <w:spacing w:after="0" w:line="240" w:lineRule="auto"/>
+      </w:pPr>
       <w:r>
         <w:continuationSeparator/>
       </w:r>
@@ -1642,74 +1629,75 @@
       <w:pStyle w:val="Header"/>
     </w:pPr>
   </w:p>
+</w:hdr>
+</file>
+
+<file path=word/header2.xml><?xml version="1.0" encoding="utf-8"?>
+<w:hdr xmlns:wpc="http://schemas.microsoft.com/office/word/2010/wordprocessingCanvas" xmlns:mc="http://schemas.openxmlformats.org/markup-compatibility/2006" xmlns:o="urn:schemas-microsoft-com:office:office" xmlns:r="http://schemas.openxmlformats.org/officeDocument/2006/relationships" xmlns:m="http://schemas.openxmlformats.org/officeDocument/2006/math" xmlns:v="urn:schemas-microsoft-com:vml" xmlns:wp14="http://schemas.microsoft.com/office/word/2010/wordprocessingDrawing" xmlns:wp="http://schemas.openxmlformats.org/drawingml/2006/wordprocessingDrawing" xmlns:w10="urn:schemas-microsoft-com:office:word" xmlns:w="http://schemas.openxmlformats.org/wordprocessingml/2006/main" xmlns:w14="http://schemas.microsoft.com/office/word/2010/wordml" xmlns:wpg="http://schemas.microsoft.com/office/word/2010/wordprocessingGroup" xmlns:wpi="http://schemas.microsoft.com/office/word/2010/wordprocessingInk" xmlns:wne="http://schemas.microsoft.com/office/word/2006/wordml" xmlns:wps="http://schemas.microsoft.com/office/word/2010/wordprocessingShape" mc:Ignorable="w14 wp14">
   <w:p>
     <w:pPr>
       <w:pStyle w:val="Header"/>
-      <w:tabs>
-        <w:tab w:val="clear" w:pos="4680"/>
-        <w:tab w:val="clear" w:pos="9360"/>
-        <w:tab w:val="left" w:pos="13080"/>
-      </w:tabs>
-      <w:ind w:left="-1152"/>
     </w:pPr>
     <w:r>
       <w:rPr>
+        <w:rFonts w:ascii="Arial Narrow" w:eastAsia="Arial" w:hAnsi="Arial Narrow" w:cs="Arial"/>
+        <w:b/>
+        <w:bCs/>
         <w:noProof/>
+        <w:sz w:val="23"/>
+        <w:szCs w:val="23"/>
       </w:rPr>
       <mc:AlternateContent>
         <mc:Choice Requires="wps">
           <w:drawing>
-            <wp:anchor distT="0" distB="0" distL="114300" distR="114300" simplePos="0" relativeHeight="251660288" behindDoc="0" locked="0" layoutInCell="1" allowOverlap="1" wp14:anchorId="1F4BCEFF" wp14:editId="5D2D8617">
+            <wp:anchor distT="45720" distB="45720" distL="114300" distR="114300" simplePos="0" relativeHeight="251659264" behindDoc="1" locked="0" layoutInCell="1" allowOverlap="1" wp14:anchorId="569A602B" wp14:editId="37B58F81">
               <wp:simplePos x="0" y="0"/>
-              <wp:positionH relativeFrom="column">
-                <wp:posOffset>-578485</wp:posOffset>
+              <wp:positionH relativeFrom="page">
+                <wp:posOffset>7772400</wp:posOffset>
               </wp:positionH>
               <wp:positionV relativeFrom="paragraph">
-                <wp:posOffset>504825</wp:posOffset>
+                <wp:posOffset>76200</wp:posOffset>
               </wp:positionV>
-              <wp:extent cx="2614295" cy="246380"/>
-              <wp:effectExtent l="0" t="0" r="14605" b="20320"/>
+              <wp:extent cx="2133600" cy="1004570"/>
+              <wp:effectExtent l="0" t="0" r="0" b="5080"/>
               <wp:wrapNone/>
-              <wp:docPr id="7" name="Rectangle 7"/>
-              <wp:cNvGraphicFramePr/>
+              <wp:docPr id="11" name="Text Box 2"/>
+              <wp:cNvGraphicFramePr>
+                <a:graphicFrameLocks xmlns:a="http://schemas.openxmlformats.org/drawingml/2006/main"/>
+              </wp:cNvGraphicFramePr>
               <a:graphic xmlns:a="http://schemas.openxmlformats.org/drawingml/2006/main">
                 <a:graphicData uri="http://schemas.microsoft.com/office/word/2010/wordprocessingShape">
                   <wps:wsp>
-                    <wps:cNvSpPr/>
-                    <wps:spPr>
+                    <wps:cNvSpPr txBox="1">
+                      <a:spLocks noChangeArrowheads="1"/>
+                    </wps:cNvSpPr>
+                    <wps:spPr bwMode="auto">
                       <a:xfrm>
                         <a:off x="0" y="0"/>
-                        <a:ext cx="2614295" cy="246380"/>
+                        <a:ext cx="2133600" cy="1004570"/>
                       </a:xfrm>
                       <a:prstGeom prst="rect">
                         <a:avLst/>
                       </a:prstGeom>
-                      <a:ln>
-                        <a:solidFill>
-                          <a:schemeClr val="bg1"/>
-                        </a:solidFill>
+                      <a:noFill/>
+                      <a:ln w="9525">
+                        <a:noFill/>
+                        <a:miter lim="800000"/>
+                        <a:headEnd/>
+                        <a:tailEnd/>
                       </a:ln>
                     </wps:spPr>
-                    <wps:style>
-                      <a:lnRef idx="2">
-                        <a:schemeClr val="accent3"/>
-                      </a:lnRef>
-                      <a:fillRef idx="1">
-                        <a:schemeClr val="lt1"/>
-                      </a:fillRef>
-                      <a:effectRef idx="0">
-                        <a:schemeClr val="accent3"/>
-                      </a:effectRef>
-                      <a:fontRef idx="minor">
-                        <a:schemeClr val="dk1"/>
-                      </a:fontRef>
-                    </wps:style>
                     <wps:txbx>
                       <w:txbxContent>
                         <w:p>
                           <w:pPr>
+                            <w:spacing w:line="278" w:lineRule="auto"/>
+                            <w:ind w:left="720" w:right="40"/>
                             <w:rPr>
+                              <w:rFonts w:ascii="Arial" w:eastAsia="Arial" w:hAnsi="Arial" w:cs="Arial"/>
                               <w:b/>
+                              <w:sz w:val="16"/>
+                              <w:szCs w:val="16"/>
                             </w:rPr>
                           </w:pPr>
                           <w:proofErr w:type="spellStart"/>
@@ -1733,123 +1721,12 @@
                             <w:t xml:space="preserve"> Fashion Wear Ltd</w:t>
                           </w:r>
                         </w:p>
-                      </w:txbxContent>
-                    </wps:txbx>
-                    <wps:bodyPr rot="0" spcFirstLastPara="0" vertOverflow="overflow" horzOverflow="overflow" vert="horz" wrap="square" lIns="91440" tIns="45720" rIns="91440" bIns="45720" numCol="1" spcCol="0" rtlCol="0" fromWordArt="0" anchor="ctr" anchorCtr="0" forceAA="0" compatLnSpc="1">
-                      <a:prstTxWarp prst="textNoShape">
-                        <a:avLst/>
-                      </a:prstTxWarp>
-                      <a:noAutofit/>
-                    </wps:bodyPr>
-                  </wps:wsp>
-                </a:graphicData>
-              </a:graphic>
-              <wp14:sizeRelH relativeFrom="margin">
-                <wp14:pctWidth>0</wp14:pctWidth>
-              </wp14:sizeRelH>
-              <wp14:sizeRelV relativeFrom="margin">
-                <wp14:pctHeight>0</wp14:pctHeight>
-              </wp14:sizeRelV>
-            </wp:anchor>
-          </w:drawing>
-        </mc:Choice>
-        <mc:Fallback>
-          <w:pict>
-            <v:rect id="Rectangle 7" o:spid="_x0000_s1027" style="position:absolute;left:0;text-align:left;margin-left:-45.55pt;margin-top:39.75pt;width:205.85pt;height:19.4pt;z-index:251660288;visibility:visible;mso-wrap-style:square;mso-width-percent:0;mso-height-percent:0;mso-wrap-distance-left:9pt;mso-wrap-distance-top:0;mso-wrap-distance-right:9pt;mso-wrap-distance-bottom:0;mso-position-horizontal:absolute;mso-position-horizontal-relative:text;mso-position-vertical:absolute;mso-position-vertical-relative:text;mso-width-percent:0;mso-height-percent:0;mso-width-relative:margin;mso-height-relative:margin;v-text-anchor:middle" o:gfxdata="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" fillcolor="white [3201]" strokecolor="white [3212]" strokeweight="1pt">
-              <v:textbox>
-                <w:txbxContent>
-                  <w:p>
-                    <w:pPr>
-                      <w:rPr>
-                        <w:b/>
-                      </w:rPr>
-                    </w:pPr>
-                    <w:proofErr w:type="spellStart"/>
-                    <w:r>
-                      <w:rPr>
-                        <w:rFonts w:ascii="Arial" w:eastAsia="Arial" w:hAnsi="Arial" w:cs="Arial"/>
-                        <w:b/>
-                        <w:sz w:val="16"/>
-                        <w:szCs w:val="16"/>
-                      </w:rPr>
-                      <w:t>Sadma</w:t>
-                    </w:r>
-                    <w:proofErr w:type="spellEnd"/>
-                    <w:r>
-                      <w:rPr>
-                        <w:rFonts w:ascii="Arial" w:eastAsia="Arial" w:hAnsi="Arial" w:cs="Arial"/>
-                        <w:b/>
-                        <w:sz w:val="16"/>
-                        <w:szCs w:val="16"/>
-                      </w:rPr>
-                      <w:t xml:space="preserve"> Fashion Wear Ltd</w:t>
-                    </w:r>
-                  </w:p>
-                </w:txbxContent>
-              </v:textbox>
-            </v:rect>
-          </w:pict>
-        </mc:Fallback>
-      </mc:AlternateContent>
-    </w:r>
-    <w:r>
-      <w:rPr>
-        <w:rFonts w:ascii="Arial Narrow" w:eastAsia="Arial" w:hAnsi="Arial Narrow" w:cs="Arial"/>
-        <w:b/>
-        <w:bCs/>
-        <w:noProof/>
-        <w:sz w:val="23"/>
-        <w:szCs w:val="23"/>
-      </w:rPr>
-      <mc:AlternateContent>
-        <mc:Choice Requires="wps">
-          <w:drawing>
-            <wp:anchor distT="45720" distB="45720" distL="114300" distR="114300" simplePos="0" relativeHeight="251659264" behindDoc="1" locked="0" layoutInCell="1" allowOverlap="1" wp14:anchorId="569A602B" wp14:editId="5BA4EF23">
-              <wp:simplePos x="0" y="0"/>
-              <wp:positionH relativeFrom="page">
-                <wp:posOffset>9889076</wp:posOffset>
-              </wp:positionH>
-              <wp:positionV relativeFrom="paragraph">
-                <wp:posOffset>100302</wp:posOffset>
-              </wp:positionV>
-              <wp:extent cx="1987771" cy="1004570"/>
-              <wp:effectExtent l="0" t="0" r="0" b="5080"/>
-              <wp:wrapNone/>
-              <wp:docPr id="11" name="Text Box 2"/>
-              <wp:cNvGraphicFramePr>
-                <a:graphicFrameLocks xmlns:a="http://schemas.openxmlformats.org/drawingml/2006/main"/>
-              </wp:cNvGraphicFramePr>
-              <a:graphic xmlns:a="http://schemas.openxmlformats.org/drawingml/2006/main">
-                <a:graphicData uri="http://schemas.microsoft.com/office/word/2010/wordprocessingShape">
-                  <wps:wsp>
-                    <wps:cNvSpPr txBox="1">
-                      <a:spLocks noChangeArrowheads="1"/>
-                    </wps:cNvSpPr>
-                    <wps:spPr bwMode="auto">
-                      <a:xfrm>
-                        <a:off x="0" y="0"/>
-                        <a:ext cx="1987771" cy="1004570"/>
-                      </a:xfrm>
-                      <a:prstGeom prst="rect">
-                        <a:avLst/>
-                      </a:prstGeom>
-                      <a:noFill/>
-                      <a:ln w="9525">
-                        <a:noFill/>
-                        <a:miter lim="800000"/>
-                        <a:headEnd/>
-                        <a:tailEnd/>
-                      </a:ln>
-                    </wps:spPr>
-                    <wps:txbx>
-                      <w:txbxContent>
                         <w:p>
                           <w:pPr>
                             <w:spacing w:line="278" w:lineRule="auto"/>
-                            <w:ind w:right="40"/>
-                            <w:jc w:val="center"/>
+                            <w:ind w:left="720" w:right="40"/>
                             <w:rPr>
-                              <w:rFonts w:ascii="Tahoma" w:eastAsia="Arial" w:hAnsi="Tahoma" w:cs="Tahoma"/>
+                              <w:rFonts w:ascii="Arial" w:eastAsia="Arial" w:hAnsi="Arial" w:cs="Arial"/>
                               <w:sz w:val="16"/>
                               <w:szCs w:val="16"/>
                             </w:rPr>
@@ -1858,7 +1735,7 @@
                           <w:proofErr w:type="gramStart"/>
                           <w:r>
                             <w:rPr>
-                              <w:rFonts w:ascii="Tahoma" w:eastAsia="Arial" w:hAnsi="Tahoma" w:cs="Tahoma"/>
+                              <w:rFonts w:ascii="Arial" w:eastAsia="Arial" w:hAnsi="Arial" w:cs="Arial"/>
                               <w:sz w:val="16"/>
                               <w:szCs w:val="16"/>
                             </w:rPr>
@@ -1867,7 +1744,7 @@
                           <w:proofErr w:type="spellEnd"/>
                           <w:r>
                             <w:rPr>
-                              <w:rFonts w:ascii="Tahoma" w:eastAsia="Arial" w:hAnsi="Tahoma" w:cs="Tahoma"/>
+                              <w:rFonts w:ascii="Arial" w:eastAsia="Arial" w:hAnsi="Arial" w:cs="Arial"/>
                               <w:sz w:val="16"/>
                               <w:szCs w:val="16"/>
                             </w:rPr>
@@ -1876,7 +1753,7 @@
                           <w:proofErr w:type="spellStart"/>
                           <w:r>
                             <w:rPr>
-                              <w:rFonts w:ascii="Tahoma" w:eastAsia="Arial" w:hAnsi="Tahoma" w:cs="Tahoma"/>
+                              <w:rFonts w:ascii="Arial" w:eastAsia="Arial" w:hAnsi="Arial" w:cs="Arial"/>
                               <w:sz w:val="16"/>
                               <w:szCs w:val="16"/>
                             </w:rPr>
@@ -1885,7 +1762,7 @@
                           <w:proofErr w:type="spellEnd"/>
                           <w:r>
                             <w:rPr>
-                              <w:rFonts w:ascii="Tahoma" w:eastAsia="Arial" w:hAnsi="Tahoma" w:cs="Tahoma"/>
+                              <w:rFonts w:ascii="Arial" w:eastAsia="Arial" w:hAnsi="Arial" w:cs="Arial"/>
                               <w:sz w:val="16"/>
                               <w:szCs w:val="16"/>
                             </w:rPr>
@@ -1896,25 +1773,17 @@
                         <w:p>
                           <w:pPr>
                             <w:spacing w:line="278" w:lineRule="auto"/>
-                            <w:ind w:right="40"/>
+                            <w:ind w:left="720" w:right="40"/>
                             <w:rPr>
-                              <w:rFonts w:ascii="Tahoma" w:eastAsia="Arial" w:hAnsi="Tahoma" w:cs="Tahoma"/>
-                              <w:sz w:val="16"/>
-                              <w:szCs w:val="16"/>
+                              <w:rFonts w:ascii="Arial" w:eastAsia="Arial" w:hAnsi="Arial" w:cs="Arial"/>
+                              <w:sz w:val="18"/>
+                              <w:szCs w:val="18"/>
                             </w:rPr>
                           </w:pPr>
-                          <w:r>
-                            <w:rPr>
-                              <w:rFonts w:ascii="Tahoma" w:eastAsia="Arial" w:hAnsi="Tahoma" w:cs="Tahoma"/>
-                              <w:sz w:val="16"/>
-                              <w:szCs w:val="16"/>
-                            </w:rPr>
-                            <w:t xml:space="preserve">         </w:t>
-                          </w:r>
                           <w:proofErr w:type="spellStart"/>
                           <w:r>
                             <w:rPr>
-                              <w:rFonts w:ascii="Tahoma" w:eastAsia="Arial" w:hAnsi="Tahoma" w:cs="Tahoma"/>
+                              <w:rFonts w:ascii="Arial" w:eastAsia="Arial" w:hAnsi="Arial" w:cs="Arial"/>
                               <w:sz w:val="16"/>
                               <w:szCs w:val="16"/>
                             </w:rPr>
@@ -1923,19 +1792,35 @@
                           <w:proofErr w:type="gramStart"/>
                           <w:r>
                             <w:rPr>
-                              <w:rFonts w:ascii="Tahoma" w:eastAsia="Arial" w:hAnsi="Tahoma" w:cs="Tahoma"/>
+                              <w:rFonts w:ascii="Arial" w:eastAsia="Arial" w:hAnsi="Arial" w:cs="Arial"/>
                               <w:sz w:val="16"/>
                               <w:szCs w:val="16"/>
                             </w:rPr>
-                            <w:t>,Dhaka,Bangladesh</w:t>
+                            <w:t>,</w:t>
+                          </w:r>
+                          <w:r>
+                            <w:rPr>
+                              <w:rFonts w:ascii="Arial" w:eastAsia="Arial" w:hAnsi="Arial" w:cs="Arial"/>
+                              <w:sz w:val="16"/>
+                              <w:szCs w:val="16"/>
+                            </w:rPr>
+                            <w:t>Dhaka,</w:t>
+                          </w:r>
+                          <w:r>
+                            <w:rPr>
+                              <w:rFonts w:ascii="Arial" w:eastAsia="Arial" w:hAnsi="Arial" w:cs="Arial"/>
+                              <w:sz w:val="18"/>
+                              <w:szCs w:val="18"/>
+                            </w:rPr>
+                            <w:t>Bangladesh</w:t>
                           </w:r>
                           <w:proofErr w:type="spellEnd"/>
                           <w:proofErr w:type="gramEnd"/>
                           <w:r>
                             <w:rPr>
-                              <w:rFonts w:ascii="Tahoma" w:eastAsia="Arial" w:hAnsi="Tahoma" w:cs="Tahoma"/>
-                              <w:sz w:val="16"/>
-                              <w:szCs w:val="16"/>
+                              <w:rFonts w:ascii="Arial" w:eastAsia="Arial" w:hAnsi="Arial" w:cs="Arial"/>
+                              <w:sz w:val="18"/>
+                              <w:szCs w:val="18"/>
                             </w:rPr>
                             <w:t>.</w:t>
                           </w:r>
@@ -1986,16 +1871,47 @@
               <v:stroke joinstyle="miter"/>
               <v:path gradientshapeok="t" o:connecttype="rect"/>
             </v:shapetype>
-            <v:shape id="_x0000_s1027" type="#_x0000_t202" style="position:absolute;left:0;text-align:left;margin-left:778.65pt;margin-top:7.9pt;width:156.5pt;height:79.1pt;z-index:-251657216;visibility:visible;mso-wrap-style:square;mso-width-percent:0;mso-height-percent:0;mso-wrap-distance-left:9pt;mso-wrap-distance-top:3.6pt;mso-wrap-distance-right:9pt;mso-wrap-distance-bottom:3.6pt;mso-position-horizontal:absolute;mso-position-horizontal-relative:page;mso-position-vertical:absolute;mso-position-vertical-relative:text;mso-width-percent:0;mso-height-percent:0;mso-width-relative:margin;mso-height-relative:margin;v-text-anchor:top" o:gfxdata="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" filled="f" stroked="f">
+            <v:shape id="_x0000_s1027" type="#_x0000_t202" style="position:absolute;margin-left:612pt;margin-top:6pt;width:168pt;height:79.1pt;z-index:-251657216;visibility:visible;mso-wrap-style:square;mso-width-percent:0;mso-height-percent:0;mso-wrap-distance-left:9pt;mso-wrap-distance-top:3.6pt;mso-wrap-distance-right:9pt;mso-wrap-distance-bottom:3.6pt;mso-position-horizontal:absolute;mso-position-horizontal-relative:page;mso-position-vertical:absolute;mso-position-vertical-relative:text;mso-width-percent:0;mso-height-percent:0;mso-width-relative:margin;mso-height-relative:margin;v-text-anchor:top" o:gfxdata="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" filled="f" stroked="f">
               <v:textbox>
                 <w:txbxContent>
                   <w:p>
                     <w:pPr>
                       <w:spacing w:line="278" w:lineRule="auto"/>
-                      <w:ind w:right="40"/>
-                      <w:jc w:val="center"/>
+                      <w:ind w:left="720" w:right="40"/>
                       <w:rPr>
-                        <w:rFonts w:ascii="Tahoma" w:eastAsia="Arial" w:hAnsi="Tahoma" w:cs="Tahoma"/>
+                        <w:rFonts w:ascii="Arial" w:eastAsia="Arial" w:hAnsi="Arial" w:cs="Arial"/>
+                        <w:b/>
+                        <w:sz w:val="16"/>
+                        <w:szCs w:val="16"/>
+                      </w:rPr>
+                    </w:pPr>
+                    <w:proofErr w:type="spellStart"/>
+                    <w:r>
+                      <w:rPr>
+                        <w:rFonts w:ascii="Arial" w:eastAsia="Arial" w:hAnsi="Arial" w:cs="Arial"/>
+                        <w:b/>
+                        <w:sz w:val="16"/>
+                        <w:szCs w:val="16"/>
+                      </w:rPr>
+                      <w:t>Sadma</w:t>
+                    </w:r>
+                    <w:proofErr w:type="spellEnd"/>
+                    <w:r>
+                      <w:rPr>
+                        <w:rFonts w:ascii="Arial" w:eastAsia="Arial" w:hAnsi="Arial" w:cs="Arial"/>
+                        <w:b/>
+                        <w:sz w:val="16"/>
+                        <w:szCs w:val="16"/>
+                      </w:rPr>
+                      <w:t xml:space="preserve"> Fashion Wear Ltd</w:t>
+                    </w:r>
+                  </w:p>
+                  <w:p>
+                    <w:pPr>
+                      <w:spacing w:line="278" w:lineRule="auto"/>
+                      <w:ind w:left="720" w:right="40"/>
+                      <w:rPr>
+                        <w:rFonts w:ascii="Arial" w:eastAsia="Arial" w:hAnsi="Arial" w:cs="Arial"/>
                         <w:sz w:val="16"/>
                         <w:szCs w:val="16"/>
                       </w:rPr>
@@ -2004,7 +1920,7 @@
                     <w:proofErr w:type="gramStart"/>
                     <w:r>
                       <w:rPr>
-                        <w:rFonts w:ascii="Tahoma" w:eastAsia="Arial" w:hAnsi="Tahoma" w:cs="Tahoma"/>
+                        <w:rFonts w:ascii="Arial" w:eastAsia="Arial" w:hAnsi="Arial" w:cs="Arial"/>
                         <w:sz w:val="16"/>
                         <w:szCs w:val="16"/>
                       </w:rPr>
@@ -2013,7 +1929,7 @@
                     <w:proofErr w:type="spellEnd"/>
                     <w:r>
                       <w:rPr>
-                        <w:rFonts w:ascii="Tahoma" w:eastAsia="Arial" w:hAnsi="Tahoma" w:cs="Tahoma"/>
+                        <w:rFonts w:ascii="Arial" w:eastAsia="Arial" w:hAnsi="Arial" w:cs="Arial"/>
                         <w:sz w:val="16"/>
                         <w:szCs w:val="16"/>
                       </w:rPr>
@@ -2022,7 +1938,7 @@
                     <w:proofErr w:type="spellStart"/>
                     <w:r>
                       <w:rPr>
-                        <w:rFonts w:ascii="Tahoma" w:eastAsia="Arial" w:hAnsi="Tahoma" w:cs="Tahoma"/>
+                        <w:rFonts w:ascii="Arial" w:eastAsia="Arial" w:hAnsi="Arial" w:cs="Arial"/>
                         <w:sz w:val="16"/>
                         <w:szCs w:val="16"/>
                       </w:rPr>
@@ -2031,7 +1947,7 @@
                     <w:proofErr w:type="spellEnd"/>
                     <w:r>
                       <w:rPr>
-                        <w:rFonts w:ascii="Tahoma" w:eastAsia="Arial" w:hAnsi="Tahoma" w:cs="Tahoma"/>
+                        <w:rFonts w:ascii="Arial" w:eastAsia="Arial" w:hAnsi="Arial" w:cs="Arial"/>
                         <w:sz w:val="16"/>
                         <w:szCs w:val="16"/>
                       </w:rPr>
@@ -2042,25 +1958,17 @@
                   <w:p>
                     <w:pPr>
                       <w:spacing w:line="278" w:lineRule="auto"/>
-                      <w:ind w:right="40"/>
+                      <w:ind w:left="720" w:right="40"/>
                       <w:rPr>
-                        <w:rFonts w:ascii="Tahoma" w:eastAsia="Arial" w:hAnsi="Tahoma" w:cs="Tahoma"/>
-                        <w:sz w:val="16"/>
-                        <w:szCs w:val="16"/>
+                        <w:rFonts w:ascii="Arial" w:eastAsia="Arial" w:hAnsi="Arial" w:cs="Arial"/>
+                        <w:sz w:val="18"/>
+                        <w:szCs w:val="18"/>
                       </w:rPr>
                     </w:pPr>
-                    <w:r>
-                      <w:rPr>
-                        <w:rFonts w:ascii="Tahoma" w:eastAsia="Arial" w:hAnsi="Tahoma" w:cs="Tahoma"/>
-                        <w:sz w:val="16"/>
-                        <w:szCs w:val="16"/>
-                      </w:rPr>
-                      <w:t xml:space="preserve">         </w:t>
-                    </w:r>
                     <w:proofErr w:type="spellStart"/>
                     <w:r>
                       <w:rPr>
-                        <w:rFonts w:ascii="Tahoma" w:eastAsia="Arial" w:hAnsi="Tahoma" w:cs="Tahoma"/>
+                        <w:rFonts w:ascii="Arial" w:eastAsia="Arial" w:hAnsi="Arial" w:cs="Arial"/>
                         <w:sz w:val="16"/>
                         <w:szCs w:val="16"/>
                       </w:rPr>
@@ -2069,19 +1977,35 @@
                     <w:proofErr w:type="gramStart"/>
                     <w:r>
                       <w:rPr>
-                        <w:rFonts w:ascii="Tahoma" w:eastAsia="Arial" w:hAnsi="Tahoma" w:cs="Tahoma"/>
+                        <w:rFonts w:ascii="Arial" w:eastAsia="Arial" w:hAnsi="Arial" w:cs="Arial"/>
                         <w:sz w:val="16"/>
                         <w:szCs w:val="16"/>
                       </w:rPr>
-                      <w:t>,Dhaka,Bangladesh</w:t>
+                      <w:t>,</w:t>
+                    </w:r>
+                    <w:r>
+                      <w:rPr>
+                        <w:rFonts w:ascii="Arial" w:eastAsia="Arial" w:hAnsi="Arial" w:cs="Arial"/>
+                        <w:sz w:val="16"/>
+                        <w:szCs w:val="16"/>
+                      </w:rPr>
+                      <w:t>Dhaka,</w:t>
+                    </w:r>
+                    <w:r>
+                      <w:rPr>
+                        <w:rFonts w:ascii="Arial" w:eastAsia="Arial" w:hAnsi="Arial" w:cs="Arial"/>
+                        <w:sz w:val="18"/>
+                        <w:szCs w:val="18"/>
+                      </w:rPr>
+                      <w:t>Bangladesh</w:t>
                     </w:r>
                     <w:proofErr w:type="spellEnd"/>
                     <w:proofErr w:type="gramEnd"/>
                     <w:r>
                       <w:rPr>
-                        <w:rFonts w:ascii="Tahoma" w:eastAsia="Arial" w:hAnsi="Tahoma" w:cs="Tahoma"/>
-                        <w:sz w:val="16"/>
-                        <w:szCs w:val="16"/>
+                        <w:rFonts w:ascii="Arial" w:eastAsia="Arial" w:hAnsi="Arial" w:cs="Arial"/>
+                        <w:sz w:val="18"/>
+                        <w:szCs w:val="18"/>
                       </w:rPr>
                       <w:t>.</w:t>
                     </w:r>
@@ -2117,14 +2041,24 @@
         </mc:Fallback>
       </mc:AlternateContent>
     </w:r>
+  </w:p>
+  <w:p>
+    <w:pPr>
+      <w:pStyle w:val="Header"/>
+      <w:tabs>
+        <w:tab w:val="clear" w:pos="4680"/>
+        <w:tab w:val="clear" w:pos="9360"/>
+        <w:tab w:val="left" w:pos="13080"/>
+      </w:tabs>
+    </w:pPr>
     <w:r>
       <w:rPr>
         <w:noProof/>
       </w:rPr>
       <w:drawing>
-        <wp:inline distT="0" distB="0" distL="0" distR="0" wp14:anchorId="0B5D681F" wp14:editId="18DE0BFE">
-          <wp:extent cx="1622067" cy="514301"/>
-          <wp:effectExtent l="0" t="0" r="0" b="635"/>
+        <wp:inline distT="0" distB="0" distL="0" distR="0" wp14:anchorId="0B5D681F" wp14:editId="3D5B80C4">
+          <wp:extent cx="1733550" cy="514350"/>
+          <wp:effectExtent l="0" t="0" r="0" b="0"/>
           <wp:docPr id="6" name="Picture 6"/>
           <wp:cNvGraphicFramePr>
             <a:graphicFrameLocks xmlns:a="http://schemas.openxmlformats.org/drawingml/2006/main" noChangeAspect="1"/>
@@ -2151,7 +2085,7 @@
                 <pic:spPr>
                   <a:xfrm>
                     <a:off x="0" y="0"/>
-                    <a:ext cx="1622221" cy="514350"/>
+                    <a:ext cx="1733550" cy="514350"/>
                   </a:xfrm>
                   <a:prstGeom prst="rect">
                     <a:avLst/>
@@ -2163,100 +2097,19 @@
         </wp:inline>
       </w:drawing>
     </w:r>
+    <w:r>
+      <w:tab/>
+    </w:r>
   </w:p>
-  <w:p>
-    <w:pPr>
-      <w:spacing w:line="278" w:lineRule="auto"/>
-      <w:ind w:left="720" w:right="40"/>
-      <w:rPr>
-        <w:rFonts w:ascii="Arial" w:eastAsia="Arial" w:hAnsi="Arial" w:cs="Arial"/>
-        <w:b/>
-        <w:sz w:val="16"/>
-        <w:szCs w:val="16"/>
-      </w:rPr>
-    </w:pPr>
-  </w:p>
-  <w:p>
-    <w:pPr>
-      <w:spacing w:line="278" w:lineRule="auto"/>
-      <w:ind w:left="720" w:right="40"/>
-      <w:rPr>
-        <w:rFonts w:ascii="Arial" w:eastAsia="Arial" w:hAnsi="Arial" w:cs="Arial"/>
-        <w:b/>
-        <w:sz w:val="16"/>
-        <w:szCs w:val="16"/>
-      </w:rPr>
-    </w:pPr>
-  </w:p>
+</w:hdr>
+</file>
+
+<file path=word/header3.xml><?xml version="1.0" encoding="utf-8"?>
+<w:hdr xmlns:wpc="http://schemas.microsoft.com/office/word/2010/wordprocessingCanvas" xmlns:mc="http://schemas.openxmlformats.org/markup-compatibility/2006" xmlns:o="urn:schemas-microsoft-com:office:office" xmlns:r="http://schemas.openxmlformats.org/officeDocument/2006/relationships" xmlns:m="http://schemas.openxmlformats.org/officeDocument/2006/math" xmlns:v="urn:schemas-microsoft-com:vml" xmlns:wp14="http://schemas.microsoft.com/office/word/2010/wordprocessingDrawing" xmlns:wp="http://schemas.openxmlformats.org/drawingml/2006/wordprocessingDrawing" xmlns:w10="urn:schemas-microsoft-com:office:word" xmlns:w="http://schemas.openxmlformats.org/wordprocessingml/2006/main" xmlns:w14="http://schemas.microsoft.com/office/word/2010/wordml" xmlns:wpg="http://schemas.microsoft.com/office/word/2010/wordprocessingGroup" xmlns:wpi="http://schemas.microsoft.com/office/word/2010/wordprocessingInk" xmlns:wne="http://schemas.microsoft.com/office/word/2006/wordml" xmlns:wps="http://schemas.microsoft.com/office/word/2010/wordprocessingShape" mc:Ignorable="w14 wp14">
   <w:p>
     <w:pPr>
       <w:pStyle w:val="Header"/>
-      <w:tabs>
-        <w:tab w:val="clear" w:pos="4680"/>
-        <w:tab w:val="clear" w:pos="9360"/>
-        <w:tab w:val="left" w:pos="13080"/>
-      </w:tabs>
     </w:pPr>
-    <w:r>
-      <w:tab/>
-    </w:r>
-    <w:r>
-      <w:rPr>
-        <w:noProof/>
-      </w:rPr>
-      <mc:AlternateContent>
-        <mc:Choice Requires="wpc">
-          <w:drawing>
-            <wp:inline distT="0" distB="0" distL="0" distR="0" wp14:anchorId="007A05F8" wp14:editId="6443B95B">
-              <wp:extent cx="5486400" cy="3200400"/>
-              <wp:effectExtent l="0" t="0" r="0" b="0"/>
-              <wp:docPr id="2" name="Canvas 2"/>
-              <wp:cNvGraphicFramePr>
-                <a:graphicFrameLocks xmlns:a="http://schemas.openxmlformats.org/drawingml/2006/main" noChangeAspect="1"/>
-              </wp:cNvGraphicFramePr>
-              <a:graphic xmlns:a="http://schemas.openxmlformats.org/drawingml/2006/main">
-                <a:graphicData uri="http://schemas.microsoft.com/office/word/2010/wordprocessingCanvas">
-                  <wpc:wpc>
-                    <wpc:bg/>
-                    <wpc:whole/>
-                  </wpc:wpc>
-                </a:graphicData>
-              </a:graphic>
-            </wp:inline>
-          </w:drawing>
-        </mc:Choice>
-        <mc:Fallback>
-          <w:pict>
-            <v:group id="Canvas 2" o:spid="_x0000_s1026" editas="canvas" style="width:6in;height:252pt;mso-position-horizontal-relative:char;mso-position-vertical-relative:line" coordsize="54864,32004" o:gfxdata="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">
-              <v:shapetype id="_x0000_t75" coordsize="21600,21600" o:spt="75" o:preferrelative="t" path="m@4@5l@4@11@9@11@9@5xe" filled="f" stroked="f">
-                <v:stroke joinstyle="miter"/>
-                <v:formulas>
-                  <v:f eqn="if lineDrawn pixelLineWidth 0"/>
-                  <v:f eqn="sum @0 1 0"/>
-                  <v:f eqn="sum 0 0 @1"/>
-                  <v:f eqn="prod @2 1 2"/>
-                  <v:f eqn="prod @3 21600 pixelWidth"/>
-                  <v:f eqn="prod @3 21600 pixelHeight"/>
-                  <v:f eqn="sum @0 0 1"/>
-                  <v:f eqn="prod @6 1 2"/>
-                  <v:f eqn="prod @7 21600 pixelWidth"/>
-                  <v:f eqn="sum @8 21600 0"/>
-                  <v:f eqn="prod @7 21600 pixelHeight"/>
-                  <v:f eqn="sum @10 21600 0"/>
-                </v:formulas>
-                <v:path o:extrusionok="f" gradientshapeok="t" o:connecttype="rect"/>
-                <o:lock v:ext="edit" aspectratio="t"/>
-              </v:shapetype>
-              <v:shape id="_x0000_s1027" type="#_x0000_t75" style="position:absolute;width:54864;height:32004;visibility:visible;mso-wrap-style:square">
-                <v:fill o:detectmouseclick="t"/>
-                <v:path o:connecttype="none"/>
-              </v:shape>
-              <w10:anchorlock/>
-            </v:group>
-          </w:pict>
-        </mc:Fallback>
-      </mc:AlternateContent>
-    </w:r>
   </w:p>
 </w:hdr>
 </file>
@@ -2647,7 +2500,11 @@
         <w:lang w:val="en-US" w:eastAsia="en-US" w:bidi="ar-SA"/>
       </w:rPr>
     </w:rPrDefault>
-    <w:pPrDefault/>
+    <w:pPrDefault>
+      <w:pPr>
+        <w:spacing w:after="160" w:line="259" w:lineRule="auto"/>
+      </w:pPr>
+    </w:pPrDefault>
   </w:docDefaults>
   <w:latentStyles w:defLockedState="0" w:defUIPriority="99" w:defSemiHidden="1" w:defUnhideWhenUsed="1" w:defQFormat="0" w:count="267">
     <w:lsdException w:name="Normal" w:semiHidden="0" w:uiPriority="0" w:unhideWhenUsed="0" w:qFormat="1"/>
@@ -2824,6 +2681,9 @@
     <w:basedOn w:val="TableNormal"/>
     <w:uiPriority w:val="39"/>
     <w:rsid w:val="00E11788"/>
+    <w:pPr>
+      <w:spacing w:after="0" w:line="240" w:lineRule="auto"/>
+    </w:pPr>
     <w:tblPr>
       <w:tblBorders>
         <w:top w:val="single" w:sz="4" w:space="0" w:color="auto"/>
@@ -2847,6 +2707,7 @@
         <w:tab w:val="center" w:pos="4680"/>
         <w:tab w:val="right" w:pos="9360"/>
       </w:tabs>
+      <w:spacing w:after="0" w:line="240" w:lineRule="auto"/>
     </w:pPr>
   </w:style>
   <w:style w:type="character" w:customStyle="1" w:styleId="HeaderChar">
@@ -2868,6 +2729,7 @@
         <w:tab w:val="center" w:pos="4680"/>
         <w:tab w:val="right" w:pos="9360"/>
       </w:tabs>
+      <w:spacing w:after="0" w:line="240" w:lineRule="auto"/>
     </w:pPr>
   </w:style>
   <w:style w:type="character" w:customStyle="1" w:styleId="FooterChar">
@@ -2897,6 +2759,9 @@
     <w:semiHidden/>
     <w:unhideWhenUsed/>
     <w:rsid w:val="0025478F"/>
+    <w:pPr>
+      <w:spacing w:line="240" w:lineRule="auto"/>
+    </w:pPr>
     <w:rPr>
       <w:sz w:val="20"/>
       <w:szCs w:val="20"/>
@@ -2950,6 +2815,9 @@
     <w:semiHidden/>
     <w:unhideWhenUsed/>
     <w:rsid w:val="0025478F"/>
+    <w:pPr>
+      <w:spacing w:after="0" w:line="240" w:lineRule="auto"/>
+    </w:pPr>
     <w:rPr>
       <w:rFonts w:ascii="Segoe UI" w:hAnsi="Segoe UI" w:cs="Segoe UI"/>
       <w:sz w:val="18"/>
@@ -3033,7 +2901,11 @@
         <w:lang w:val="en-US" w:eastAsia="en-US" w:bidi="ar-SA"/>
       </w:rPr>
     </w:rPrDefault>
-    <w:pPrDefault/>
+    <w:pPrDefault>
+      <w:pPr>
+        <w:spacing w:after="160" w:line="259" w:lineRule="auto"/>
+      </w:pPr>
+    </w:pPrDefault>
   </w:docDefaults>
   <w:latentStyles w:defLockedState="0" w:defUIPriority="99" w:defSemiHidden="1" w:defUnhideWhenUsed="1" w:defQFormat="0" w:count="267">
     <w:lsdException w:name="Normal" w:semiHidden="0" w:uiPriority="0" w:unhideWhenUsed="0" w:qFormat="1"/>
@@ -3210,6 +3082,9 @@
     <w:basedOn w:val="TableNormal"/>
     <w:uiPriority w:val="39"/>
     <w:rsid w:val="00E11788"/>
+    <w:pPr>
+      <w:spacing w:after="0" w:line="240" w:lineRule="auto"/>
+    </w:pPr>
     <w:tblPr>
       <w:tblBorders>
         <w:top w:val="single" w:sz="4" w:space="0" w:color="auto"/>
@@ -3233,6 +3108,7 @@
         <w:tab w:val="center" w:pos="4680"/>
         <w:tab w:val="right" w:pos="9360"/>
       </w:tabs>
+      <w:spacing w:after="0" w:line="240" w:lineRule="auto"/>
     </w:pPr>
   </w:style>
   <w:style w:type="character" w:customStyle="1" w:styleId="HeaderChar">
@@ -3254,6 +3130,7 @@
         <w:tab w:val="center" w:pos="4680"/>
         <w:tab w:val="right" w:pos="9360"/>
       </w:tabs>
+      <w:spacing w:after="0" w:line="240" w:lineRule="auto"/>
     </w:pPr>
   </w:style>
   <w:style w:type="character" w:customStyle="1" w:styleId="FooterChar">
@@ -3283,6 +3160,9 @@
     <w:semiHidden/>
     <w:unhideWhenUsed/>
     <w:rsid w:val="0025478F"/>
+    <w:pPr>
+      <w:spacing w:line="240" w:lineRule="auto"/>
+    </w:pPr>
     <w:rPr>
       <w:sz w:val="20"/>
       <w:szCs w:val="20"/>
@@ -3336,6 +3216,9 @@
     <w:semiHidden/>
     <w:unhideWhenUsed/>
     <w:rsid w:val="0025478F"/>
+    <w:pPr>
+      <w:spacing w:after="0" w:line="240" w:lineRule="auto"/>
+    </w:pPr>
     <w:rPr>
       <w:rFonts w:ascii="Segoe UI" w:hAnsi="Segoe UI" w:cs="Segoe UI"/>
       <w:sz w:val="18"/>
@@ -3697,7 +3580,7 @@
   <a:extraClrSchemeLst/>
   <a:extLst>
     <a:ext uri="{05A4C25C-085E-4340-85A3-A5531E510DB2}">
-      <thm15:themeFamily xmlns:thm15="http://schemas.microsoft.com/office/thememl/2012/main" xmlns="" name="Office Theme" id="{62F939B6-93AF-4DB8-9C6B-D6C7DFDC589F}" vid="{4A3C46E8-61CC-4603-A589-7422A47A8E4A}"/>
+      <thm15:themeFamily xmlns="" xmlns:thm15="http://schemas.microsoft.com/office/thememl/2012/main" name="Office Theme" id="{62F939B6-93AF-4DB8-9C6B-D6C7DFDC589F}" vid="{4A3C46E8-61CC-4603-A589-7422A47A8E4A}"/>
     </a:ext>
   </a:extLst>
 </a:theme>
@@ -3708,7 +3591,7 @@
 </file>
 
 <file path=customXml/itemProps1.xml><?xml version="1.0" encoding="utf-8"?>
-<ds:datastoreItem xmlns:ds="http://schemas.openxmlformats.org/officeDocument/2006/customXml" ds:itemID="{634CAED8-2B54-443E-9193-A94A75E157A6}">
+<ds:datastoreItem xmlns:ds="http://schemas.openxmlformats.org/officeDocument/2006/customXml" ds:itemID="{0A338C5D-FF1E-4DAC-92BA-4E5DE80F6D32}">
   <ds:schemaRefs>
     <ds:schemaRef ds:uri="http://schemas.openxmlformats.org/officeDocument/2006/bibliography"/>
   </ds:schemaRefs>
